--- a/frontend/src/廠商投標表單(開口)/[開口契約]投標須知-工程會114.3.28版.docx
+++ b/frontend/src/廠商投標表單(開口)/[開口契約]投標須知-工程會114.3.28版.docx
@@ -123,15 +123,7 @@
         <w:rPr>
           <w:spacing w:val="0"/>
         </w:rPr>
-        <w:t>以下各項招標規定內容，由機關填寫，投標廠商不</w:t>
-      </w:r>
-      <w:bookmarkStart w:id="0" w:name="_GoBack"/>
-      <w:bookmarkEnd w:id="0"/>
-      <w:r>
-        <w:rPr>
-          <w:spacing w:val="0"/>
-        </w:rPr>
-        <w:t>得填寫或塗改。</w:t>
+        <w:t>以下各項招標規定內容，由機關填寫，投標廠商不得填寫或塗改。</w:t>
       </w:r>
     </w:p>
     <w:p>
@@ -944,7 +936,7 @@
         </w:rPr>
         <w:t>或履約爭議調解(無金額限制)之採購申訴審議委員會名稱、地址及電話：</w:t>
       </w:r>
-      <w:bookmarkStart w:id="1" w:name="_Hlk138252648"/>
+      <w:bookmarkStart w:id="0" w:name="_Hlk138252648"/>
       <w:r>
         <w:rPr>
           <w:rFonts w:hint="eastAsia"/>
@@ -953,7 +945,7 @@
         </w:rPr>
         <w:t>行政院公共工程委員會採購申訴審議委員會</w:t>
       </w:r>
-      <w:bookmarkEnd w:id="1"/>
+      <w:bookmarkEnd w:id="0"/>
       <w:r>
         <w:rPr>
           <w:rFonts w:hint="eastAsia"/>
@@ -1135,7 +1127,7 @@
           <w:spacing w:val="0"/>
         </w:rPr>
       </w:pPr>
-      <w:bookmarkStart w:id="2" w:name="_Hlk51858690"/>
+      <w:bookmarkStart w:id="1" w:name="_Hlk51858690"/>
       <w:r>
         <w:rPr>
           <w:rFonts w:hint="eastAsia"/>
@@ -1143,7 +1135,7 @@
         </w:rPr>
         <w:t>█</w:t>
       </w:r>
-      <w:bookmarkEnd w:id="2"/>
+      <w:bookmarkEnd w:id="1"/>
       <w:r>
         <w:rPr>
           <w:spacing w:val="0"/>
@@ -7685,7 +7677,7 @@
           <w:spacing w:val="0"/>
         </w:rPr>
       </w:pPr>
-      <w:bookmarkStart w:id="3" w:name="_Hlk95218057"/>
+      <w:bookmarkStart w:id="2" w:name="_Hlk95218057"/>
       <w:r>
         <w:rPr>
           <w:rFonts w:ascii="Times New Roman" w:eastAsia="標楷體"/>
@@ -7890,7 +7882,7 @@
         </w:rPr>
         <w:t>（請投標廠商於招標文件所定開標時間派員到指定之開標場所，以備依本法第51條、第53條辦理時提出說明、減價、比減價格，未派員到場依通知期限辦理者，視同放棄）。</w:t>
       </w:r>
-      <w:bookmarkEnd w:id="3"/>
+      <w:bookmarkEnd w:id="2"/>
     </w:p>
     <w:p>
       <w:pPr>
@@ -8435,37 +8427,7 @@
         <w:rPr>
           <w:spacing w:val="0"/>
         </w:rPr>
-        <w:instrText xml:space="preserve"> HYPERLINK "https</w:instrText>
-      </w:r>
-      <w:r>
-        <w:rPr>
-          <w:spacing w:val="0"/>
-        </w:rPr>
-        <w:instrText>://web.pcc.gov.tw/</w:instrText>
-      </w:r>
-      <w:r>
-        <w:rPr>
-          <w:spacing w:val="0"/>
-        </w:rPr>
-        <w:instrText>常用查詢</w:instrText>
-      </w:r>
-      <w:r>
-        <w:rPr>
-          <w:spacing w:val="0"/>
-        </w:rPr>
-        <w:instrText>/</w:instrText>
-      </w:r>
-      <w:r>
-        <w:rPr>
-          <w:spacing w:val="0"/>
-        </w:rPr>
-        <w:instrText>優良廠商名單</w:instrText>
-      </w:r>
-      <w:r>
-        <w:rPr>
-          <w:spacing w:val="0"/>
-        </w:rPr>
-        <w:instrText xml:space="preserve">/" </w:instrText>
+        <w:instrText xml:space="preserve"> HYPERLINK "https://web.pcc.gov.tw/常用查詢/優良廠商名單/" </w:instrText>
       </w:r>
       <w:r>
         <w:rPr>
@@ -8756,7 +8718,7 @@
         </w:rPr>
         <w:t>%)：</w:t>
       </w:r>
-      <w:bookmarkStart w:id="4" w:name="_Hlk153957462"/>
+      <w:bookmarkStart w:id="3" w:name="_Hlk153957462"/>
       <w:r>
         <w:rPr>
           <w:rFonts w:hint="eastAsia"/>
@@ -8821,7 +8783,7 @@
         </w:rPr>
         <w:t>，減收原應繳額度之50%。</w:t>
       </w:r>
-      <w:bookmarkEnd w:id="4"/>
+      <w:bookmarkEnd w:id="3"/>
     </w:p>
     <w:p>
       <w:pPr>
@@ -9822,7 +9784,7 @@
         </w:rPr>
         <w:t>%)：</w:t>
       </w:r>
-      <w:bookmarkStart w:id="5" w:name="_Hlk153957504"/>
+      <w:bookmarkStart w:id="4" w:name="_Hlk153957504"/>
       <w:r>
         <w:rPr>
           <w:rFonts w:hint="eastAsia"/>
@@ -9895,7 +9857,7 @@
         </w:rPr>
         <w:t>減收原應繳額度之50%。</w:t>
       </w:r>
-      <w:bookmarkEnd w:id="5"/>
+      <w:bookmarkEnd w:id="4"/>
     </w:p>
     <w:p>
       <w:pPr>
@@ -10493,49 +10455,7 @@
           <w:rStyle w:val="aa"/>
           <w:spacing w:val="0"/>
         </w:rPr>
-        <w:instrText xml:space="preserve"> HYPERLINK "https://web.pcc.gov.tw/</w:instrText>
-      </w:r>
-      <w:r>
-        <w:rPr>
-          <w:rStyle w:val="aa"/>
-          <w:spacing w:val="0"/>
-        </w:rPr>
-        <w:instrText>查詢服務</w:instrText>
-      </w:r>
-      <w:r>
-        <w:rPr>
-          <w:rStyle w:val="aa"/>
-          <w:spacing w:val="0"/>
-        </w:rPr>
-        <w:instrText>/</w:instrText>
-      </w:r>
-      <w:r>
-        <w:rPr>
-          <w:rStyle w:val="aa"/>
-          <w:spacing w:val="0"/>
-        </w:rPr>
-        <w:instrText>廠商相關</w:instrText>
-      </w:r>
-      <w:r>
-        <w:rPr>
-          <w:rStyle w:val="aa"/>
-          <w:spacing w:val="0"/>
-        </w:rPr>
-        <w:instrText>/</w:instrText>
-      </w:r>
-      <w:r>
-        <w:rPr>
-          <w:rStyle w:val="aa"/>
-          <w:spacing w:val="0"/>
-        </w:rPr>
-        <w:instrText>優良廠商名單</w:instrText>
-      </w:r>
-      <w:r>
-        <w:rPr>
-          <w:rStyle w:val="aa"/>
-          <w:spacing w:val="0"/>
-        </w:rPr>
-        <w:instrText xml:space="preserve">/" </w:instrText>
+        <w:instrText xml:space="preserve"> HYPERLINK "https://web.pcc.gov.tw/查詢服務/廠商相關/優良廠商名單/" </w:instrText>
       </w:r>
       <w:r>
         <w:rPr>
@@ -11112,23 +11032,23 @@
           <w:rFonts w:hint="eastAsia"/>
           <w:spacing w:val="0"/>
         </w:rPr>
-        <w:t>，於機關給付全部植栽費用</w:t>
-      </w:r>
-      <w:proofErr w:type="gramStart"/>
-      <w:r>
-        <w:rPr>
-          <w:rFonts w:hint="eastAsia"/>
-          <w:spacing w:val="0"/>
-        </w:rPr>
-        <w:t>時扣回</w:t>
-      </w:r>
-      <w:proofErr w:type="gramEnd"/>
-      <w:r>
-        <w:rPr>
-          <w:rFonts w:hint="eastAsia"/>
-          <w:spacing w:val="0"/>
-        </w:rPr>
-        <w:t>，作為廠商植栽養護植之擔保，無須另行繳納。</w:t>
+        <w:t>，於</w:t>
+      </w:r>
+      <w:r>
+        <w:rPr>
+          <w:rFonts w:hint="eastAsia"/>
+          <w:spacing w:val="0"/>
+        </w:rPr>
+        <w:t>植栽全部工程驗收合格後，提繳所有植栽養護保證金</w:t>
+      </w:r>
+      <w:bookmarkStart w:id="5" w:name="_GoBack"/>
+      <w:bookmarkEnd w:id="5"/>
+      <w:r>
+        <w:rPr>
+          <w:rFonts w:hint="eastAsia"/>
+          <w:spacing w:val="0"/>
+        </w:rPr>
+        <w:t>。</w:t>
       </w:r>
     </w:p>
     <w:p>
@@ -17808,7 +17728,7 @@
         <w:rFonts w:ascii="全真楷書"/>
         <w:noProof/>
       </w:rPr>
-      <w:t>21</w:t>
+      <w:t>22</w:t>
     </w:r>
     <w:r>
       <w:rPr>
@@ -20057,7 +19977,7 @@
 </file>
 
 <file path=customXml/itemProps1.xml><?xml version="1.0" encoding="utf-8"?>
-<ds:datastoreItem xmlns:ds="http://schemas.openxmlformats.org/officeDocument/2006/customXml" ds:itemID="{AF1C1F45-C08F-4ADD-9CA6-F9B82342362F}">
+<ds:datastoreItem xmlns:ds="http://schemas.openxmlformats.org/officeDocument/2006/customXml" ds:itemID="{16CED179-5F6A-42A5-A5D1-0A3F5F8B40F6}">
   <ds:schemaRefs>
     <ds:schemaRef ds:uri="http://schemas.openxmlformats.org/officeDocument/2006/bibliography"/>
   </ds:schemaRefs>

--- a/frontend/src/廠商投標表單(開口)/[開口契約]投標須知-工程會114.3.28版.docx
+++ b/frontend/src/廠商投標表單(開口)/[開口契約]投標須知-工程會114.3.28版.docx
@@ -6795,7 +6795,12 @@
         <w:t>(2)不</w:t>
       </w:r>
       <w:r>
-        <w:t>允許廠商共同投標。</w:t>
+        <w:t>允許廠商共</w:t>
+      </w:r>
+      <w:bookmarkStart w:id="2" w:name="_GoBack"/>
+      <w:bookmarkEnd w:id="2"/>
+      <w:r>
+        <w:t>同投標。</w:t>
       </w:r>
     </w:p>
     <w:p>
@@ -6829,9 +6834,15 @@
           <w:u w:val="single"/>
         </w:rPr>
       </w:pPr>
-      <w:r>
-        <w:sym w:font="Wingdings" w:char="F0A8"/>
-      </w:r>
+      <w:proofErr w:type="gramStart"/>
+      <w:r>
+        <w:rPr>
+          <w:rFonts w:hint="eastAsia"/>
+          <w:color w:val="FF0000"/>
+        </w:rPr>
+        <w:t>█</w:t>
+      </w:r>
+      <w:proofErr w:type="gramEnd"/>
       <w:r>
         <w:rPr>
           <w:rFonts w:hint="eastAsia"/>
@@ -7677,7 +7688,7 @@
           <w:spacing w:val="0"/>
         </w:rPr>
       </w:pPr>
-      <w:bookmarkStart w:id="2" w:name="_Hlk95218057"/>
+      <w:bookmarkStart w:id="3" w:name="_Hlk95218057"/>
       <w:r>
         <w:rPr>
           <w:rFonts w:ascii="Times New Roman" w:eastAsia="標楷體"/>
@@ -7882,7 +7893,7 @@
         </w:rPr>
         <w:t>（請投標廠商於招標文件所定開標時間派員到指定之開標場所，以備依本法第51條、第53條辦理時提出說明、減價、比減價格，未派員到場依通知期限辦理者，視同放棄）。</w:t>
       </w:r>
-      <w:bookmarkEnd w:id="2"/>
+      <w:bookmarkEnd w:id="3"/>
     </w:p>
     <w:p>
       <w:pPr>
@@ -8718,7 +8729,7 @@
         </w:rPr>
         <w:t>%)：</w:t>
       </w:r>
-      <w:bookmarkStart w:id="3" w:name="_Hlk153957462"/>
+      <w:bookmarkStart w:id="4" w:name="_Hlk153957462"/>
       <w:r>
         <w:rPr>
           <w:rFonts w:hint="eastAsia"/>
@@ -8783,7 +8794,7 @@
         </w:rPr>
         <w:t>，減收原應繳額度之50%。</w:t>
       </w:r>
-      <w:bookmarkEnd w:id="3"/>
+      <w:bookmarkEnd w:id="4"/>
     </w:p>
     <w:p>
       <w:pPr>
@@ -9784,7 +9795,7 @@
         </w:rPr>
         <w:t>%)：</w:t>
       </w:r>
-      <w:bookmarkStart w:id="4" w:name="_Hlk153957504"/>
+      <w:bookmarkStart w:id="5" w:name="_Hlk153957504"/>
       <w:r>
         <w:rPr>
           <w:rFonts w:hint="eastAsia"/>
@@ -9857,7 +9868,7 @@
         </w:rPr>
         <w:t>減收原應繳額度之50%。</w:t>
       </w:r>
-      <w:bookmarkEnd w:id="4"/>
+      <w:bookmarkEnd w:id="5"/>
     </w:p>
     <w:p>
       <w:pPr>
@@ -11041,8 +11052,6 @@
         </w:rPr>
         <w:t>植栽全部工程驗收合格後，提繳所有植栽養護保證金</w:t>
       </w:r>
-      <w:bookmarkStart w:id="5" w:name="_GoBack"/>
-      <w:bookmarkEnd w:id="5"/>
       <w:r>
         <w:rPr>
           <w:rFonts w:hint="eastAsia"/>
@@ -17728,7 +17737,7 @@
         <w:rFonts w:ascii="全真楷書"/>
         <w:noProof/>
       </w:rPr>
-      <w:t>22</w:t>
+      <w:t>9</w:t>
     </w:r>
     <w:r>
       <w:rPr>
@@ -19977,7 +19986,7 @@
 </file>
 
 <file path=customXml/itemProps1.xml><?xml version="1.0" encoding="utf-8"?>
-<ds:datastoreItem xmlns:ds="http://schemas.openxmlformats.org/officeDocument/2006/customXml" ds:itemID="{16CED179-5F6A-42A5-A5D1-0A3F5F8B40F6}">
+<ds:datastoreItem xmlns:ds="http://schemas.openxmlformats.org/officeDocument/2006/customXml" ds:itemID="{7AEBFDBD-36CA-4FBB-86A0-899019E3493B}">
   <ds:schemaRefs>
     <ds:schemaRef ds:uri="http://schemas.openxmlformats.org/officeDocument/2006/bibliography"/>
   </ds:schemaRefs>

--- a/frontend/src/廠商投標表單(開口)/[開口契約]投標須知-工程會114.3.28版.docx
+++ b/frontend/src/廠商投標表單(開口)/[開口契約]投標須知-工程會114.3.28版.docx
@@ -6795,12 +6795,7 @@
         <w:t>(2)不</w:t>
       </w:r>
       <w:r>
-        <w:t>允許廠商共</w:t>
-      </w:r>
-      <w:bookmarkStart w:id="2" w:name="_GoBack"/>
-      <w:bookmarkEnd w:id="2"/>
-      <w:r>
-        <w:t>同投標。</w:t>
+        <w:t>允許廠商共同投標。</w:t>
       </w:r>
     </w:p>
     <w:p>
@@ -7688,7 +7683,7 @@
           <w:spacing w:val="0"/>
         </w:rPr>
       </w:pPr>
-      <w:bookmarkStart w:id="3" w:name="_Hlk95218057"/>
+      <w:bookmarkStart w:id="2" w:name="_Hlk95218057"/>
       <w:r>
         <w:rPr>
           <w:rFonts w:ascii="Times New Roman" w:eastAsia="標楷體"/>
@@ -7893,7 +7888,7 @@
         </w:rPr>
         <w:t>（請投標廠商於招標文件所定開標時間派員到指定之開標場所，以備依本法第51條、第53條辦理時提出說明、減價、比減價格，未派員到場依通知期限辦理者，視同放棄）。</w:t>
       </w:r>
-      <w:bookmarkEnd w:id="3"/>
+      <w:bookmarkEnd w:id="2"/>
     </w:p>
     <w:p>
       <w:pPr>
@@ -8729,7 +8724,7 @@
         </w:rPr>
         <w:t>%)：</w:t>
       </w:r>
-      <w:bookmarkStart w:id="4" w:name="_Hlk153957462"/>
+      <w:bookmarkStart w:id="3" w:name="_Hlk153957462"/>
       <w:r>
         <w:rPr>
           <w:rFonts w:hint="eastAsia"/>
@@ -8794,7 +8789,7 @@
         </w:rPr>
         <w:t>，減收原應繳額度之50%。</w:t>
       </w:r>
-      <w:bookmarkEnd w:id="4"/>
+      <w:bookmarkEnd w:id="3"/>
     </w:p>
     <w:p>
       <w:pPr>
@@ -9795,7 +9790,7 @@
         </w:rPr>
         <w:t>%)：</w:t>
       </w:r>
-      <w:bookmarkStart w:id="5" w:name="_Hlk153957504"/>
+      <w:bookmarkStart w:id="4" w:name="_Hlk153957504"/>
       <w:r>
         <w:rPr>
           <w:rFonts w:hint="eastAsia"/>
@@ -9868,7 +9863,7 @@
         </w:rPr>
         <w:t>減收原應繳額度之50%。</w:t>
       </w:r>
-      <w:bookmarkEnd w:id="5"/>
+      <w:bookmarkEnd w:id="4"/>
     </w:p>
     <w:p>
       <w:pPr>
@@ -13355,6 +13350,387 @@
     </w:p>
     <w:p>
       <w:pPr>
+        <w:pStyle w:val="7"/>
+        <w:ind w:left="1134" w:firstLine="0"/>
+        <w:jc w:val="both"/>
+        <w:rPr>
+          <w:szCs w:val="28"/>
+        </w:rPr>
+      </w:pPr>
+      <w:r>
+        <w:rPr>
+          <w:rFonts w:hint="eastAsia"/>
+          <w:color w:val="FF0000"/>
+          <w:spacing w:val="0"/>
+        </w:rPr>
+        <w:t>%</w:t>
+      </w:r>
+      <w:r>
+        <w:rPr>
+          <w:color w:val="FF0000"/>
+          <w:spacing w:val="0"/>
+        </w:rPr>
+        <w:t>%廠商A</w:t>
+      </w:r>
+      <w:r>
+        <w:rPr>
+          <w:rFonts w:hint="eastAsia"/>
+          <w:color w:val="FF0000"/>
+          <w:spacing w:val="0"/>
+        </w:rPr>
+        <w:t xml:space="preserve">-BOX%% </w:t>
+      </w:r>
+      <w:r>
+        <w:rPr>
+          <w:rFonts w:hint="eastAsia"/>
+          <w:szCs w:val="28"/>
+        </w:rPr>
+        <w:t>(</w:t>
+      </w:r>
+      <w:r>
+        <w:rPr>
+          <w:szCs w:val="28"/>
+        </w:rPr>
+        <w:t>1)設立於雲林縣或</w:t>
+      </w:r>
+      <w:proofErr w:type="gramStart"/>
+      <w:r>
+        <w:rPr>
+          <w:szCs w:val="28"/>
+        </w:rPr>
+        <w:t>或</w:t>
+      </w:r>
+      <w:proofErr w:type="gramEnd"/>
+      <w:r>
+        <w:rPr>
+          <w:szCs w:val="28"/>
+        </w:rPr>
+        <w:t>毗鄰縣市之土木包工業，或丙等以上綜合營造業</w:t>
+      </w:r>
+    </w:p>
+    <w:p>
+      <w:pPr>
+        <w:pStyle w:val="7"/>
+        <w:ind w:left="1134" w:firstLine="0"/>
+        <w:jc w:val="both"/>
+        <w:rPr>
+          <w:szCs w:val="28"/>
+        </w:rPr>
+      </w:pPr>
+      <w:r>
+        <w:rPr>
+          <w:rFonts w:hint="eastAsia"/>
+          <w:color w:val="FF0000"/>
+          <w:spacing w:val="0"/>
+        </w:rPr>
+        <w:t>%</w:t>
+      </w:r>
+      <w:r>
+        <w:rPr>
+          <w:color w:val="FF0000"/>
+          <w:spacing w:val="0"/>
+        </w:rPr>
+        <w:t>%廠商B</w:t>
+      </w:r>
+      <w:r>
+        <w:rPr>
+          <w:rFonts w:hint="eastAsia"/>
+          <w:color w:val="FF0000"/>
+          <w:spacing w:val="0"/>
+        </w:rPr>
+        <w:t>-BOX%%</w:t>
+      </w:r>
+      <w:r>
+        <w:rPr>
+          <w:rFonts w:hint="eastAsia"/>
+          <w:szCs w:val="28"/>
+        </w:rPr>
+        <w:t xml:space="preserve"> (</w:t>
+      </w:r>
+      <w:r>
+        <w:rPr>
+          <w:szCs w:val="28"/>
+        </w:rPr>
+        <w:t>2)</w:t>
+      </w:r>
+      <w:r>
+        <w:rPr>
+          <w:rFonts w:hint="eastAsia"/>
+          <w:szCs w:val="28"/>
+        </w:rPr>
+        <w:t>設立於雲林縣或毗鄰縣市並依營造業法規定辦理資本額增資之土木包工業，或丙等以上綜合營造業</w:t>
+      </w:r>
+    </w:p>
+    <w:p>
+      <w:pPr>
+        <w:pStyle w:val="7"/>
+        <w:ind w:left="1134" w:firstLine="0"/>
+        <w:jc w:val="both"/>
+        <w:rPr>
+          <w:szCs w:val="28"/>
+        </w:rPr>
+      </w:pPr>
+      <w:r>
+        <w:rPr>
+          <w:rFonts w:hint="eastAsia"/>
+          <w:color w:val="FF0000"/>
+          <w:spacing w:val="0"/>
+        </w:rPr>
+        <w:t>%</w:t>
+      </w:r>
+      <w:r>
+        <w:rPr>
+          <w:color w:val="FF0000"/>
+          <w:spacing w:val="0"/>
+        </w:rPr>
+        <w:t>%廠商C</w:t>
+      </w:r>
+      <w:r>
+        <w:rPr>
+          <w:rFonts w:hint="eastAsia"/>
+          <w:color w:val="FF0000"/>
+          <w:spacing w:val="0"/>
+        </w:rPr>
+        <w:t>-BOX%%</w:t>
+      </w:r>
+      <w:r>
+        <w:rPr>
+          <w:rFonts w:hint="eastAsia"/>
+          <w:szCs w:val="28"/>
+        </w:rPr>
+        <w:t xml:space="preserve"> (</w:t>
+      </w:r>
+      <w:r>
+        <w:rPr>
+          <w:szCs w:val="28"/>
+        </w:rPr>
+        <w:t>3)</w:t>
+      </w:r>
+      <w:r>
+        <w:rPr>
+          <w:rFonts w:hint="eastAsia"/>
+          <w:szCs w:val="28"/>
+        </w:rPr>
+        <w:t>丙等以上綜合營造業</w:t>
+      </w:r>
+    </w:p>
+    <w:p>
+      <w:pPr>
+        <w:pStyle w:val="7"/>
+        <w:ind w:left="1134" w:firstLine="0"/>
+        <w:jc w:val="both"/>
+        <w:rPr>
+          <w:szCs w:val="28"/>
+        </w:rPr>
+      </w:pPr>
+      <w:r>
+        <w:rPr>
+          <w:rFonts w:hint="eastAsia"/>
+          <w:color w:val="FF0000"/>
+          <w:spacing w:val="0"/>
+        </w:rPr>
+        <w:t>%</w:t>
+      </w:r>
+      <w:r>
+        <w:rPr>
+          <w:color w:val="FF0000"/>
+          <w:spacing w:val="0"/>
+        </w:rPr>
+        <w:t>%廠商D</w:t>
+      </w:r>
+      <w:r>
+        <w:rPr>
+          <w:rFonts w:hint="eastAsia"/>
+          <w:color w:val="FF0000"/>
+          <w:spacing w:val="0"/>
+        </w:rPr>
+        <w:t xml:space="preserve">-BOX%% </w:t>
+      </w:r>
+      <w:r>
+        <w:rPr>
+          <w:rFonts w:hint="eastAsia"/>
+          <w:szCs w:val="28"/>
+        </w:rPr>
+        <w:t>(</w:t>
+      </w:r>
+      <w:r>
+        <w:rPr>
+          <w:szCs w:val="28"/>
+        </w:rPr>
+        <w:t>4)</w:t>
+      </w:r>
+      <w:r>
+        <w:rPr>
+          <w:rFonts w:hint="eastAsia"/>
+          <w:szCs w:val="28"/>
+        </w:rPr>
+        <w:t>依營造業法規定辦理資本額增資之丙等綜合營造業，或乙等以上綜合營造業</w:t>
+      </w:r>
+    </w:p>
+    <w:p>
+      <w:pPr>
+        <w:pStyle w:val="7"/>
+        <w:ind w:left="1134" w:firstLine="0"/>
+        <w:jc w:val="both"/>
+        <w:rPr>
+          <w:szCs w:val="28"/>
+        </w:rPr>
+      </w:pPr>
+      <w:r>
+        <w:rPr>
+          <w:rFonts w:hint="eastAsia"/>
+          <w:color w:val="FF0000"/>
+          <w:spacing w:val="0"/>
+        </w:rPr>
+        <w:lastRenderedPageBreak/>
+        <w:t>%</w:t>
+      </w:r>
+      <w:r>
+        <w:rPr>
+          <w:color w:val="FF0000"/>
+          <w:spacing w:val="0"/>
+        </w:rPr>
+        <w:t>%廠商E</w:t>
+      </w:r>
+      <w:r>
+        <w:rPr>
+          <w:rFonts w:hint="eastAsia"/>
+          <w:color w:val="FF0000"/>
+          <w:spacing w:val="0"/>
+        </w:rPr>
+        <w:t>-BOX%%</w:t>
+      </w:r>
+      <w:r>
+        <w:rPr>
+          <w:rFonts w:hint="eastAsia"/>
+          <w:szCs w:val="28"/>
+        </w:rPr>
+        <w:t xml:space="preserve"> (</w:t>
+      </w:r>
+      <w:r>
+        <w:rPr>
+          <w:szCs w:val="28"/>
+        </w:rPr>
+        <w:t>5)</w:t>
+      </w:r>
+      <w:r>
+        <w:rPr>
+          <w:rFonts w:hint="eastAsia"/>
+          <w:szCs w:val="28"/>
+        </w:rPr>
+        <w:t>乙等以上綜合營造業</w:t>
+      </w:r>
+    </w:p>
+    <w:p>
+      <w:pPr>
+        <w:pStyle w:val="7"/>
+        <w:ind w:left="1134" w:firstLine="0"/>
+        <w:jc w:val="both"/>
+        <w:rPr>
+          <w:szCs w:val="28"/>
+        </w:rPr>
+      </w:pPr>
+      <w:r>
+        <w:rPr>
+          <w:rFonts w:hint="eastAsia"/>
+          <w:color w:val="FF0000"/>
+          <w:spacing w:val="0"/>
+        </w:rPr>
+        <w:t>%</w:t>
+      </w:r>
+      <w:r>
+        <w:rPr>
+          <w:color w:val="FF0000"/>
+          <w:spacing w:val="0"/>
+        </w:rPr>
+        <w:t>%廠商F</w:t>
+      </w:r>
+      <w:r>
+        <w:rPr>
+          <w:rFonts w:hint="eastAsia"/>
+          <w:color w:val="FF0000"/>
+          <w:spacing w:val="0"/>
+        </w:rPr>
+        <w:t>-BOX%%</w:t>
+      </w:r>
+      <w:r>
+        <w:rPr>
+          <w:rFonts w:hint="eastAsia"/>
+          <w:szCs w:val="28"/>
+        </w:rPr>
+        <w:t xml:space="preserve"> (</w:t>
+      </w:r>
+      <w:r>
+        <w:rPr>
+          <w:szCs w:val="28"/>
+        </w:rPr>
+        <w:t>6)</w:t>
+      </w:r>
+      <w:r>
+        <w:rPr>
+          <w:rFonts w:hint="eastAsia"/>
+          <w:szCs w:val="28"/>
+        </w:rPr>
+        <w:t>依營造業法規定辦理資本額增資之乙等綜合營造業，或甲等以上綜合營造業</w:t>
+      </w:r>
+      <w:bookmarkStart w:id="5" w:name="_GoBack"/>
+      <w:bookmarkEnd w:id="5"/>
+    </w:p>
+    <w:p>
+      <w:pPr>
+        <w:pStyle w:val="7"/>
+        <w:ind w:left="1134" w:firstLine="0"/>
+        <w:jc w:val="both"/>
+        <w:rPr>
+          <w:szCs w:val="28"/>
+        </w:rPr>
+      </w:pPr>
+      <w:r>
+        <w:rPr>
+          <w:rFonts w:hint="eastAsia"/>
+          <w:color w:val="FF0000"/>
+          <w:spacing w:val="0"/>
+        </w:rPr>
+        <w:t>%</w:t>
+      </w:r>
+      <w:r>
+        <w:rPr>
+          <w:color w:val="FF0000"/>
+          <w:spacing w:val="0"/>
+        </w:rPr>
+        <w:t>%廠商G</w:t>
+      </w:r>
+      <w:r>
+        <w:rPr>
+          <w:rFonts w:hint="eastAsia"/>
+          <w:color w:val="FF0000"/>
+          <w:spacing w:val="0"/>
+        </w:rPr>
+        <w:t>-BOX%%</w:t>
+      </w:r>
+      <w:r>
+        <w:rPr>
+          <w:rFonts w:hint="eastAsia"/>
+          <w:szCs w:val="28"/>
+        </w:rPr>
+        <w:t xml:space="preserve"> (</w:t>
+      </w:r>
+      <w:r>
+        <w:rPr>
+          <w:szCs w:val="28"/>
+        </w:rPr>
+        <w:t>7)</w:t>
+      </w:r>
+      <w:r>
+        <w:rPr>
+          <w:rFonts w:hint="eastAsia"/>
+          <w:szCs w:val="28"/>
+        </w:rPr>
+        <w:t>甲等綜合營造業</w:t>
+      </w:r>
+    </w:p>
+    <w:p>
+      <w:pPr>
         <w:wordWrap w:val="0"/>
         <w:topLinePunct/>
         <w:spacing w:line="400" w:lineRule="exact"/>
@@ -13362,7 +13738,6 @@
         <w:textAlignment w:val="auto"/>
         <w:rPr>
           <w:rFonts w:ascii="標楷體" w:hAnsi="標楷體"/>
-          <w:color w:val="FF0000"/>
           <w:szCs w:val="28"/>
         </w:rPr>
       </w:pPr>
@@ -13375,297 +13750,24 @@
       </w:r>
       <w:r>
         <w:rPr>
+          <w:rFonts w:hint="eastAsia"/>
+          <w:color w:val="FF0000"/>
+        </w:rPr>
+        <w:t>■</w:t>
+      </w:r>
+      <w:r>
+        <w:rPr>
           <w:rFonts w:ascii="標楷體" w:hAnsi="標楷體" w:hint="eastAsia"/>
-          <w:color w:val="FF0000"/>
-          <w:szCs w:val="28"/>
-        </w:rPr>
-        <w:t>%%廠商A-BOX%%</w:t>
+          <w:szCs w:val="28"/>
+        </w:rPr>
+        <w:t xml:space="preserve"> (8</w:t>
       </w:r>
       <w:r>
         <w:rPr>
           <w:rFonts w:ascii="標楷體" w:hAnsi="標楷體" w:hint="eastAsia"/>
-          <w:color w:val="FF0000"/>
-          <w:szCs w:val="28"/>
-        </w:rPr>
-        <w:t>(1) E101011綜合營造業：</w:t>
-      </w:r>
-      <w:r>
-        <w:rPr>
-          <w:rFonts w:ascii="標楷體" w:hAnsi="標楷體" w:hint="eastAsia"/>
-          <w:color w:val="FF0000"/>
-          <w:szCs w:val="28"/>
-        </w:rPr>
-        <w:t>%%廠商A甲-BOX%%</w:t>
-      </w:r>
-      <w:r>
-        <w:rPr>
-          <w:rFonts w:ascii="標楷體" w:hAnsi="標楷體" w:hint="eastAsia"/>
-          <w:color w:val="FF0000"/>
-          <w:szCs w:val="28"/>
-        </w:rPr>
-        <w:t>甲</w:t>
-      </w:r>
-      <w:r>
-        <w:rPr>
-          <w:rFonts w:ascii="標楷體" w:hAnsi="標楷體" w:hint="eastAsia"/>
-          <w:color w:val="FF0000"/>
-          <w:szCs w:val="28"/>
-        </w:rPr>
-        <w:t>%%廠商A乙-BOX%%</w:t>
-      </w:r>
-      <w:r>
-        <w:rPr>
-          <w:rFonts w:ascii="標楷體" w:hAnsi="標楷體" w:hint="eastAsia"/>
-          <w:color w:val="FF0000"/>
-          <w:szCs w:val="28"/>
-        </w:rPr>
-        <w:t>乙</w:t>
-      </w:r>
-      <w:r>
-        <w:rPr>
-          <w:rFonts w:ascii="標楷體" w:hAnsi="標楷體" w:hint="eastAsia"/>
-          <w:color w:val="FF0000"/>
-          <w:szCs w:val="28"/>
-        </w:rPr>
-        <w:t>%%廠商A丙-BOX%%</w:t>
-      </w:r>
-      <w:r>
-        <w:rPr>
-          <w:rFonts w:ascii="標楷體" w:hAnsi="標楷體" w:hint="eastAsia"/>
-          <w:color w:val="FF0000"/>
-          <w:szCs w:val="28"/>
-        </w:rPr>
-        <w:t>丙等(含以上)</w:t>
-      </w:r>
-    </w:p>
-    <w:p>
-      <w:pPr>
-        <w:wordWrap w:val="0"/>
-        <w:topLinePunct/>
-        <w:spacing w:line="400" w:lineRule="exact"/>
-        <w:jc w:val="both"/>
-        <w:textAlignment w:val="auto"/>
-        <w:rPr>
-          <w:rFonts w:ascii="標楷體" w:hAnsi="標楷體"/>
-          <w:color w:val="FF0000"/>
-          <w:szCs w:val="28"/>
-        </w:rPr>
-      </w:pPr>
-      <w:r>
-        <w:rPr>
-          <w:rFonts w:ascii="標楷體" w:hAnsi="標楷體" w:hint="eastAsia"/>
-          <w:color w:val="FF0000"/>
-          <w:szCs w:val="28"/>
-        </w:rPr>
-        <w:t xml:space="preserve">                  a.綜合營造業登記證。</w:t>
-      </w:r>
-    </w:p>
-    <w:p>
-      <w:pPr>
-        <w:wordWrap w:val="0"/>
-        <w:topLinePunct/>
-        <w:spacing w:line="400" w:lineRule="exact"/>
-        <w:jc w:val="both"/>
-        <w:textAlignment w:val="auto"/>
-        <w:rPr>
-          <w:rFonts w:ascii="標楷體" w:hAnsi="標楷體"/>
-          <w:color w:val="FF0000"/>
-          <w:szCs w:val="28"/>
-        </w:rPr>
-      </w:pPr>
-      <w:r>
-        <w:rPr>
-          <w:rFonts w:ascii="標楷體" w:hAnsi="標楷體" w:hint="eastAsia"/>
-          <w:color w:val="FF0000"/>
-          <w:szCs w:val="28"/>
-        </w:rPr>
-        <w:t xml:space="preserve">                  b.其他：＿＿＿＿＿＿＿＿。</w:t>
-      </w:r>
-    </w:p>
-    <w:p>
-      <w:pPr>
-        <w:wordWrap w:val="0"/>
-        <w:topLinePunct/>
-        <w:spacing w:line="400" w:lineRule="exact"/>
-        <w:jc w:val="both"/>
-        <w:textAlignment w:val="auto"/>
-        <w:rPr>
-          <w:rFonts w:ascii="標楷體" w:hAnsi="標楷體"/>
-          <w:szCs w:val="28"/>
-        </w:rPr>
-      </w:pPr>
-      <w:r>
-        <w:rPr>
-          <w:rFonts w:ascii="標楷體" w:hAnsi="標楷體" w:hint="eastAsia"/>
-          <w:szCs w:val="28"/>
-        </w:rPr>
-        <w:t xml:space="preserve">        □(2) 專業營造業：＿＿＿。(代碼及業別由機關於招標文件載明) </w:t>
-      </w:r>
-    </w:p>
-    <w:p>
-      <w:pPr>
-        <w:wordWrap w:val="0"/>
-        <w:topLinePunct/>
-        <w:spacing w:line="400" w:lineRule="exact"/>
-        <w:jc w:val="both"/>
-        <w:textAlignment w:val="auto"/>
-        <w:rPr>
-          <w:rFonts w:ascii="標楷體" w:hAnsi="標楷體"/>
-          <w:szCs w:val="28"/>
-        </w:rPr>
-      </w:pPr>
-      <w:r>
-        <w:rPr>
-          <w:rFonts w:ascii="標楷體" w:hAnsi="標楷體" w:hint="eastAsia"/>
-          <w:szCs w:val="28"/>
-        </w:rPr>
-        <w:t xml:space="preserve">                  a.專業營造業登記證。</w:t>
-      </w:r>
-    </w:p>
-    <w:p>
-      <w:pPr>
-        <w:wordWrap w:val="0"/>
-        <w:topLinePunct/>
-        <w:spacing w:line="400" w:lineRule="exact"/>
-        <w:jc w:val="both"/>
-        <w:textAlignment w:val="auto"/>
-        <w:rPr>
-          <w:rFonts w:ascii="標楷體" w:hAnsi="標楷體"/>
-          <w:szCs w:val="28"/>
-        </w:rPr>
-      </w:pPr>
-      <w:r>
-        <w:rPr>
-          <w:rFonts w:ascii="標楷體" w:hAnsi="標楷體" w:hint="eastAsia"/>
-          <w:szCs w:val="28"/>
-        </w:rPr>
-        <w:lastRenderedPageBreak/>
-        <w:t xml:space="preserve">                  b.其他：＿＿＿＿＿＿＿＿。</w:t>
-      </w:r>
-    </w:p>
-    <w:p>
-      <w:pPr>
-        <w:wordWrap w:val="0"/>
-        <w:topLinePunct/>
-        <w:spacing w:line="400" w:lineRule="exact"/>
-        <w:textAlignment w:val="auto"/>
-        <w:rPr>
-          <w:rFonts w:ascii="標楷體" w:hAnsi="標楷體"/>
-          <w:szCs w:val="28"/>
-        </w:rPr>
-      </w:pPr>
-      <w:r>
-        <w:rPr>
-          <w:rFonts w:ascii="標楷體" w:hAnsi="標楷體" w:hint="eastAsia"/>
-          <w:szCs w:val="28"/>
-        </w:rPr>
-        <w:t xml:space="preserve">        </w:t>
-      </w:r>
-      <w:r>
-        <w:rPr>
-          <w:rFonts w:ascii="標楷體" w:hAnsi="標楷體" w:hint="eastAsia"/>
-          <w:color w:val="FF0000"/>
-          <w:szCs w:val="28"/>
-        </w:rPr>
-        <w:t>%%廠商B土包-BOX%%</w:t>
-      </w:r>
-      <w:r>
-        <w:rPr>
-          <w:rFonts w:ascii="標楷體" w:hAnsi="標楷體" w:hint="eastAsia"/>
-          <w:color w:val="FF0000"/>
-          <w:szCs w:val="28"/>
-        </w:rPr>
-        <w:t xml:space="preserve"> </w:t>
-      </w:r>
-      <w:r>
-        <w:rPr>
-          <w:rFonts w:ascii="標楷體" w:hAnsi="標楷體" w:hint="eastAsia"/>
-          <w:szCs w:val="28"/>
-        </w:rPr>
-        <w:t xml:space="preserve"> </w:t>
-      </w:r>
-      <w:r>
-        <w:rPr>
-          <w:rFonts w:ascii="標楷體" w:hAnsi="標楷體" w:hint="eastAsia"/>
-          <w:szCs w:val="28"/>
-        </w:rPr>
-        <w:t>(3) E102011土木包工業</w:t>
-      </w:r>
-      <w:r>
-        <w:rPr>
-          <w:rFonts w:ascii="標楷體" w:hAnsi="標楷體" w:hint="eastAsia"/>
-          <w:sz w:val="20"/>
-        </w:rPr>
-        <w:t>(限登記於雲林縣、嘉義縣、南投縣及彰化縣之業者)：</w:t>
-      </w:r>
-    </w:p>
-    <w:p>
-      <w:pPr>
-        <w:wordWrap w:val="0"/>
-        <w:topLinePunct/>
-        <w:spacing w:line="400" w:lineRule="exact"/>
-        <w:jc w:val="both"/>
-        <w:textAlignment w:val="auto"/>
-        <w:rPr>
-          <w:rFonts w:ascii="標楷體" w:hAnsi="標楷體"/>
-          <w:szCs w:val="28"/>
-        </w:rPr>
-      </w:pPr>
-      <w:r>
-        <w:rPr>
-          <w:rFonts w:ascii="標楷體" w:hAnsi="標楷體" w:hint="eastAsia"/>
-          <w:szCs w:val="28"/>
-        </w:rPr>
-        <w:t xml:space="preserve">                  a.土木包工業登記證。</w:t>
-      </w:r>
-    </w:p>
-    <w:p>
-      <w:pPr>
-        <w:wordWrap w:val="0"/>
-        <w:topLinePunct/>
-        <w:spacing w:line="400" w:lineRule="exact"/>
-        <w:jc w:val="both"/>
-        <w:textAlignment w:val="auto"/>
-        <w:rPr>
-          <w:rFonts w:ascii="標楷體" w:hAnsi="標楷體"/>
-          <w:color w:val="FF0000"/>
-          <w:szCs w:val="28"/>
-        </w:rPr>
-      </w:pPr>
-      <w:r>
-        <w:rPr>
-          <w:rFonts w:ascii="標楷體" w:hAnsi="標楷體" w:hint="eastAsia"/>
-          <w:szCs w:val="28"/>
-        </w:rPr>
-        <w:t xml:space="preserve">                  b.其他：</w:t>
-      </w:r>
-      <w:r>
-        <w:rPr>
-          <w:rFonts w:ascii="標楷體" w:hAnsi="標楷體" w:hint="eastAsia"/>
-          <w:color w:val="FF0000"/>
-          <w:szCs w:val="28"/>
-        </w:rPr>
-        <w:t xml:space="preserve"> </w:t>
-      </w:r>
-    </w:p>
-    <w:p>
-      <w:pPr>
-        <w:wordWrap w:val="0"/>
-        <w:topLinePunct/>
-        <w:spacing w:line="400" w:lineRule="exact"/>
-        <w:jc w:val="both"/>
-        <w:textAlignment w:val="auto"/>
-        <w:rPr>
-          <w:rFonts w:ascii="標楷體" w:hAnsi="標楷體"/>
-          <w:szCs w:val="28"/>
-        </w:rPr>
-      </w:pPr>
-      <w:r>
-        <w:rPr>
-          <w:rFonts w:ascii="標楷體" w:hAnsi="標楷體" w:hint="eastAsia"/>
-          <w:szCs w:val="28"/>
-        </w:rPr>
-        <w:t xml:space="preserve">        □(4) 其他工程類或其他證明文件：</w:t>
+          <w:szCs w:val="28"/>
+        </w:rPr>
+        <w:t>) 其他工程類或其他證明文件：</w:t>
       </w:r>
     </w:p>
     <w:p>
@@ -13990,15 +14092,7 @@
           <w:rFonts w:hint="eastAsia"/>
           <w:spacing w:val="0"/>
         </w:rPr>
-        <w:t>公告之陸資資訊</w:t>
-      </w:r>
-      <w:r>
-        <w:rPr>
-          <w:rFonts w:hint="eastAsia"/>
-          <w:spacing w:val="0"/>
-        </w:rPr>
-        <w:lastRenderedPageBreak/>
-        <w:t>服務業者。(上開業務範疇及陸資資訊服務業清單公開於經濟部</w:t>
+        <w:t>公告之陸資資訊服務業者。(上開業務範疇及陸資資訊服務業清單公開於經濟部</w:t>
       </w:r>
       <w:r>
         <w:rPr>
@@ -14036,7 +14130,16 @@
             <w:spacing w:val="0"/>
             <w:u w:val="single"/>
           </w:rPr>
-          <w:t>）/相關連結/</w:t>
+          <w:t>）</w:t>
+        </w:r>
+        <w:r>
+          <w:rPr>
+            <w:rFonts w:hint="eastAsia"/>
+            <w:spacing w:val="0"/>
+            <w:u w:val="single"/>
+          </w:rPr>
+          <w:lastRenderedPageBreak/>
+          <w:t>/相關連結/</w:t>
         </w:r>
       </w:hyperlink>
       <w:r>
@@ -14491,54 +14594,48 @@
         <w:rPr>
           <w:spacing w:val="0"/>
         </w:rPr>
-        <w:t>採購法第48條第1項第2款「發現有足以影響採購公正之違法或不當</w:t>
-      </w:r>
+        <w:t>採購法第48條第1項第2款「發現有足以影響採購公正之違法或不當行為者」或第50條第1項第7款「其他影響採購公正之違反法令行為」</w:t>
+      </w:r>
+      <w:r>
+        <w:rPr>
+          <w:spacing w:val="0"/>
+        </w:rPr>
+        <w:t>之規定及行為事實，判斷認定是否有</w:t>
+      </w:r>
+      <w:r>
+        <w:rPr>
+          <w:spacing w:val="0"/>
+        </w:rPr>
+        <w:t>各</w:t>
+      </w:r>
+      <w:r>
+        <w:rPr>
+          <w:spacing w:val="0"/>
+        </w:rPr>
+        <w:t>該款情形後</w:t>
+      </w:r>
+      <w:r>
+        <w:rPr>
+          <w:spacing w:val="0"/>
+        </w:rPr>
+        <w:t>處理：</w:t>
+      </w:r>
+    </w:p>
+    <w:p>
+      <w:pPr>
+        <w:pStyle w:val="7"/>
+        <w:ind w:leftChars="500" w:left="2761"/>
+        <w:jc w:val="both"/>
+        <w:textDirection w:val="lrTbV"/>
+        <w:rPr>
+          <w:spacing w:val="0"/>
+        </w:rPr>
+      </w:pPr>
       <w:r>
         <w:rPr>
           <w:spacing w:val="0"/>
         </w:rPr>
         <w:lastRenderedPageBreak/>
-        <w:t>行為者」或第50條第1項第7款「其他影響採購公正之違反法令行為」</w:t>
-      </w:r>
-      <w:r>
-        <w:rPr>
-          <w:spacing w:val="0"/>
-        </w:rPr>
-        <w:t>之規定及行為事實，判斷認定是否有</w:t>
-      </w:r>
-      <w:r>
-        <w:rPr>
-          <w:spacing w:val="0"/>
-        </w:rPr>
-        <w:t>各</w:t>
-      </w:r>
-      <w:r>
-        <w:rPr>
-          <w:spacing w:val="0"/>
-        </w:rPr>
-        <w:t>該款情形後</w:t>
-      </w:r>
-      <w:r>
-        <w:rPr>
-          <w:spacing w:val="0"/>
-        </w:rPr>
-        <w:t>處理：</w:t>
-      </w:r>
-    </w:p>
-    <w:p>
-      <w:pPr>
-        <w:pStyle w:val="7"/>
-        <w:ind w:leftChars="500" w:left="2761"/>
-        <w:jc w:val="both"/>
-        <w:textDirection w:val="lrTbV"/>
-        <w:rPr>
-          <w:spacing w:val="0"/>
-        </w:rPr>
-      </w:pPr>
-      <w:r>
-        <w:rPr>
-          <w:spacing w:val="0"/>
-        </w:rPr>
         <w:t>一、押標金未附或不符合規定。</w:t>
       </w:r>
     </w:p>
@@ -15226,52 +15323,52 @@
         <w:rPr>
           <w:spacing w:val="0"/>
         </w:rPr>
+        <w:t xml:space="preserve">        </w:t>
+      </w:r>
+      <w:r>
+        <w:rPr>
+          <w:rFonts w:hint="eastAsia"/>
+          <w:color w:val="FF0000"/>
+          <w:szCs w:val="28"/>
+        </w:rPr>
+        <w:t>■</w:t>
+      </w:r>
+      <w:r>
+        <w:rPr>
+          <w:spacing w:val="0"/>
+        </w:rPr>
+        <w:t>(2)於招標機關指定地點完工(由招標機關敘明地點)：</w:t>
+      </w:r>
+      <w:r>
+        <w:rPr>
+          <w:rFonts w:hint="eastAsia"/>
+          <w:color w:val="FF0000"/>
+          <w:spacing w:val="0"/>
+        </w:rPr>
+        <w:t>%%工程地點%%</w:t>
+      </w:r>
+      <w:r>
+        <w:rPr>
+          <w:spacing w:val="0"/>
+        </w:rPr>
+        <w:t>。</w:t>
+      </w:r>
+    </w:p>
+    <w:p>
+      <w:pPr>
+        <w:pStyle w:val="7"/>
+        <w:ind w:left="0" w:firstLine="0"/>
+        <w:jc w:val="both"/>
+        <w:textDirection w:val="lrTbV"/>
+        <w:rPr>
+          <w:spacing w:val="0"/>
+        </w:rPr>
+      </w:pPr>
+      <w:r>
+        <w:rPr>
+          <w:spacing w:val="0"/>
+        </w:rPr>
         <w:lastRenderedPageBreak/>
-        <w:t xml:space="preserve">        </w:t>
-      </w:r>
-      <w:r>
-        <w:rPr>
-          <w:rFonts w:hint="eastAsia"/>
-          <w:color w:val="FF0000"/>
-          <w:szCs w:val="28"/>
-        </w:rPr>
-        <w:t>■</w:t>
-      </w:r>
-      <w:r>
-        <w:rPr>
-          <w:spacing w:val="0"/>
-        </w:rPr>
-        <w:t>(2)於招標機關指定地點完工(由招標機關敘明地點)：</w:t>
-      </w:r>
-      <w:r>
-        <w:rPr>
-          <w:rFonts w:hint="eastAsia"/>
-          <w:color w:val="FF0000"/>
-          <w:spacing w:val="0"/>
-        </w:rPr>
-        <w:t>%%工程地點%%</w:t>
-      </w:r>
-      <w:r>
-        <w:rPr>
-          <w:spacing w:val="0"/>
-        </w:rPr>
-        <w:t>。</w:t>
-      </w:r>
-    </w:p>
-    <w:p>
-      <w:pPr>
-        <w:pStyle w:val="7"/>
-        <w:ind w:left="0" w:firstLine="0"/>
-        <w:jc w:val="both"/>
-        <w:textDirection w:val="lrTbV"/>
-        <w:rPr>
-          <w:spacing w:val="0"/>
-        </w:rPr>
-      </w:pPr>
-      <w:r>
-        <w:rPr>
-          <w:spacing w:val="0"/>
-        </w:rPr>
         <w:t xml:space="preserve">        </w:t>
       </w:r>
       <w:r>
@@ -15987,87 +16084,87 @@
         <w:rPr>
           <w:spacing w:val="0"/>
         </w:rPr>
+        <w:t xml:space="preserve">        </w:t>
+      </w:r>
+      <w:r>
+        <w:sym w:font="Wingdings" w:char="F0A8"/>
+      </w:r>
+      <w:r>
+        <w:rPr>
+          <w:spacing w:val="0"/>
+        </w:rPr>
+        <w:t>(6)招標規範。</w:t>
+      </w:r>
+    </w:p>
+    <w:p>
+      <w:pPr>
+        <w:pStyle w:val="7"/>
+        <w:ind w:left="1798" w:hangingChars="642" w:hanging="1798"/>
+        <w:jc w:val="both"/>
+        <w:textDirection w:val="lrTbV"/>
+        <w:rPr>
+          <w:spacing w:val="0"/>
+        </w:rPr>
+      </w:pPr>
+      <w:r>
+        <w:rPr>
+          <w:spacing w:val="0"/>
+        </w:rPr>
+        <w:t xml:space="preserve">        </w:t>
+      </w:r>
+      <w:r>
+        <w:rPr>
+          <w:rFonts w:hint="eastAsia"/>
+          <w:color w:val="FF0000"/>
+          <w:szCs w:val="28"/>
+        </w:rPr>
+        <w:t>■</w:t>
+      </w:r>
+      <w:r>
+        <w:rPr>
+          <w:spacing w:val="0"/>
+        </w:rPr>
+        <w:t>(7)</w:t>
+      </w:r>
+      <w:r>
+        <w:rPr>
+          <w:spacing w:val="0"/>
+        </w:rPr>
+        <w:t>「</w:t>
+      </w:r>
+      <w:r>
+        <w:rPr>
+          <w:spacing w:val="0"/>
+        </w:rPr>
+        <w:t>廠商參與</w:t>
+      </w:r>
+      <w:r>
+        <w:rPr>
+          <w:rFonts w:hint="eastAsia"/>
+          <w:spacing w:val="0"/>
+          <w:u w:val="single"/>
+        </w:rPr>
+        <w:t>政府採購</w:t>
+      </w:r>
+      <w:r>
+        <w:rPr>
+          <w:spacing w:val="0"/>
+        </w:rPr>
+        <w:t>可能涉及之法律責任」及廠商切結書：</w:t>
+      </w:r>
+    </w:p>
+    <w:p>
+      <w:pPr>
+        <w:pStyle w:val="7"/>
+        <w:ind w:leftChars="600" w:left="2036" w:hangingChars="127" w:hanging="356"/>
+        <w:jc w:val="both"/>
+        <w:textDirection w:val="lrTbV"/>
+        <w:rPr>
+          <w:spacing w:val="0"/>
+        </w:rPr>
+      </w:pPr>
+      <w:r>
         <w:lastRenderedPageBreak/>
-        <w:t xml:space="preserve">        </w:t>
-      </w:r>
-      <w:r>
-        <w:sym w:font="Wingdings" w:char="F0A8"/>
-      </w:r>
-      <w:r>
-        <w:rPr>
-          <w:spacing w:val="0"/>
-        </w:rPr>
-        <w:t>(6)招標規範。</w:t>
-      </w:r>
-    </w:p>
-    <w:p>
-      <w:pPr>
-        <w:pStyle w:val="7"/>
-        <w:ind w:left="1798" w:hangingChars="642" w:hanging="1798"/>
-        <w:jc w:val="both"/>
-        <w:textDirection w:val="lrTbV"/>
-        <w:rPr>
-          <w:spacing w:val="0"/>
-        </w:rPr>
-      </w:pPr>
-      <w:r>
-        <w:rPr>
-          <w:spacing w:val="0"/>
-        </w:rPr>
-        <w:t xml:space="preserve">        </w:t>
-      </w:r>
-      <w:r>
-        <w:rPr>
-          <w:rFonts w:hint="eastAsia"/>
-          <w:color w:val="FF0000"/>
-          <w:szCs w:val="28"/>
-        </w:rPr>
-        <w:t>■</w:t>
-      </w:r>
-      <w:r>
-        <w:rPr>
-          <w:spacing w:val="0"/>
-        </w:rPr>
-        <w:t>(7)</w:t>
-      </w:r>
-      <w:r>
-        <w:rPr>
-          <w:spacing w:val="0"/>
-        </w:rPr>
-        <w:t>「</w:t>
-      </w:r>
-      <w:r>
-        <w:rPr>
-          <w:spacing w:val="0"/>
-        </w:rPr>
-        <w:t>廠商參與</w:t>
-      </w:r>
-      <w:r>
-        <w:rPr>
-          <w:rFonts w:hint="eastAsia"/>
-          <w:spacing w:val="0"/>
-          <w:u w:val="single"/>
-        </w:rPr>
-        <w:t>政府採購</w:t>
-      </w:r>
-      <w:r>
-        <w:rPr>
-          <w:spacing w:val="0"/>
-        </w:rPr>
-        <w:t>可能涉及之法律責任」及廠商切結書：</w:t>
-      </w:r>
-    </w:p>
-    <w:p>
-      <w:pPr>
-        <w:pStyle w:val="7"/>
-        <w:ind w:leftChars="600" w:left="2036" w:hangingChars="127" w:hanging="356"/>
-        <w:jc w:val="both"/>
-        <w:textDirection w:val="lrTbV"/>
-        <w:rPr>
-          <w:spacing w:val="0"/>
-        </w:rPr>
-      </w:pPr>
-      <w:r>
         <w:sym w:font="Wingdings" w:char="F0A8"/>
       </w:r>
       <w:r>
@@ -16914,14 +17011,14 @@
         <w:rPr>
           <w:spacing w:val="0"/>
         </w:rPr>
-        <w:t>其他須知（請機關自行訂定。例如：採共同投標、統包、替代方案、</w:t>
+        <w:t>其他須知（請機關自行訂定。例如：採共同投標、統包、替代方案、國內廠商標價優惠、適用或準用最有利標評選作業或優先採購環保產品等方式辦理者，應注意依相關法規，將應於招標文件載明事項納入</w:t>
       </w:r>
       <w:r>
         <w:rPr>
           <w:spacing w:val="0"/>
         </w:rPr>
         <w:lastRenderedPageBreak/>
-        <w:t>國內廠商標價優惠、適用或準用最有利標評選作業或優先採購環保產品等方式辦理者，應注意依相關法規，將應於招標文件載明事項納入。）：</w:t>
+        <w:t>。）：</w:t>
       </w:r>
     </w:p>
     <w:p>
@@ -17737,7 +17834,7 @@
         <w:rFonts w:ascii="全真楷書"/>
         <w:noProof/>
       </w:rPr>
-      <w:t>9</w:t>
+      <w:t>18</w:t>
     </w:r>
     <w:r>
       <w:rPr>
@@ -19986,7 +20083,7 @@
 </file>
 
 <file path=customXml/itemProps1.xml><?xml version="1.0" encoding="utf-8"?>
-<ds:datastoreItem xmlns:ds="http://schemas.openxmlformats.org/officeDocument/2006/customXml" ds:itemID="{7AEBFDBD-36CA-4FBB-86A0-899019E3493B}">
+<ds:datastoreItem xmlns:ds="http://schemas.openxmlformats.org/officeDocument/2006/customXml" ds:itemID="{C4C69EAD-D484-49B0-B83A-C0E037854AEC}">
   <ds:schemaRefs>
     <ds:schemaRef ds:uri="http://schemas.openxmlformats.org/officeDocument/2006/bibliography"/>
   </ds:schemaRefs>

--- a/frontend/src/廠商投標表單(開口)/[開口契約]投標須知-工程會114.3.28版.docx
+++ b/frontend/src/廠商投標表單(開口)/[開口契約]投標須知-工程會114.3.28版.docx
@@ -13405,8 +13405,22 @@
         <w:rPr>
           <w:szCs w:val="28"/>
         </w:rPr>
-        <w:t>毗鄰縣市之土木包工業，或丙等以上綜合營造業</w:t>
-      </w:r>
+        <w:t>毗鄰縣市</w:t>
+      </w:r>
+      <w:r>
+        <w:rPr>
+          <w:szCs w:val="28"/>
+        </w:rPr>
+        <w:t>(限登記於雲林縣、嘉義縣、南投縣及彰化縣)</w:t>
+      </w:r>
+      <w:r>
+        <w:rPr>
+          <w:szCs w:val="28"/>
+        </w:rPr>
+        <w:t>之土木包工業，或丙等以上綜合營造業</w:t>
+      </w:r>
+      <w:bookmarkStart w:id="5" w:name="_GoBack"/>
+      <w:bookmarkEnd w:id="5"/>
     </w:p>
     <w:p>
       <w:pPr>
@@ -13458,7 +13472,20 @@
           <w:rFonts w:hint="eastAsia"/>
           <w:szCs w:val="28"/>
         </w:rPr>
-        <w:t>設立於雲林縣或毗鄰縣市並依營造業法規定辦理資本額增資之土木包工業，或丙等以上綜合營造業</w:t>
+        <w:t>設立於雲林縣或毗鄰縣市</w:t>
+      </w:r>
+      <w:r>
+        <w:rPr>
+          <w:szCs w:val="28"/>
+        </w:rPr>
+        <w:t>(限登記於雲林縣、嘉義縣、南投縣及彰化縣)</w:t>
+      </w:r>
+      <w:r>
+        <w:rPr>
+          <w:rFonts w:hint="eastAsia"/>
+          <w:szCs w:val="28"/>
+        </w:rPr>
+        <w:t>並依營造業法規定辦理資本額增資之土木包工業，或丙等以上綜合營造業</w:t>
       </w:r>
     </w:p>
     <w:p>
@@ -13512,59 +13539,6 @@
           <w:szCs w:val="28"/>
         </w:rPr>
         <w:t>丙等以上綜合營造業</w:t>
-      </w:r>
-    </w:p>
-    <w:p>
-      <w:pPr>
-        <w:pStyle w:val="7"/>
-        <w:ind w:left="1134" w:firstLine="0"/>
-        <w:jc w:val="both"/>
-        <w:rPr>
-          <w:szCs w:val="28"/>
-        </w:rPr>
-      </w:pPr>
-      <w:r>
-        <w:rPr>
-          <w:rFonts w:hint="eastAsia"/>
-          <w:color w:val="FF0000"/>
-          <w:spacing w:val="0"/>
-        </w:rPr>
-        <w:t>%</w:t>
-      </w:r>
-      <w:r>
-        <w:rPr>
-          <w:color w:val="FF0000"/>
-          <w:spacing w:val="0"/>
-        </w:rPr>
-        <w:t>%廠商D</w:t>
-      </w:r>
-      <w:r>
-        <w:rPr>
-          <w:rFonts w:hint="eastAsia"/>
-          <w:color w:val="FF0000"/>
-          <w:spacing w:val="0"/>
-        </w:rPr>
-        <w:t xml:space="preserve">-BOX%% </w:t>
-      </w:r>
-      <w:r>
-        <w:rPr>
-          <w:rFonts w:hint="eastAsia"/>
-          <w:szCs w:val="28"/>
-        </w:rPr>
-        <w:t>(</w:t>
-      </w:r>
-      <w:r>
-        <w:rPr>
-          <w:szCs w:val="28"/>
-        </w:rPr>
-        <w:t>4)</w:t>
-      </w:r>
-      <w:r>
-        <w:rPr>
-          <w:rFonts w:hint="eastAsia"/>
-          <w:szCs w:val="28"/>
-        </w:rPr>
-        <w:t>依營造業法規定辦理資本額增資之丙等綜合營造業，或乙等以上綜合營造業</w:t>
       </w:r>
     </w:p>
     <w:p>
@@ -13590,6 +13564,59 @@
           <w:color w:val="FF0000"/>
           <w:spacing w:val="0"/>
         </w:rPr>
+        <w:t>%廠商D</w:t>
+      </w:r>
+      <w:r>
+        <w:rPr>
+          <w:rFonts w:hint="eastAsia"/>
+          <w:color w:val="FF0000"/>
+          <w:spacing w:val="0"/>
+        </w:rPr>
+        <w:t xml:space="preserve">-BOX%% </w:t>
+      </w:r>
+      <w:r>
+        <w:rPr>
+          <w:rFonts w:hint="eastAsia"/>
+          <w:szCs w:val="28"/>
+        </w:rPr>
+        <w:t>(</w:t>
+      </w:r>
+      <w:r>
+        <w:rPr>
+          <w:szCs w:val="28"/>
+        </w:rPr>
+        <w:t>4)</w:t>
+      </w:r>
+      <w:r>
+        <w:rPr>
+          <w:rFonts w:hint="eastAsia"/>
+          <w:szCs w:val="28"/>
+        </w:rPr>
+        <w:t>依營造業法規定辦理資本額增資之丙等綜合營造業，或乙等以上綜合營造業</w:t>
+      </w:r>
+    </w:p>
+    <w:p>
+      <w:pPr>
+        <w:pStyle w:val="7"/>
+        <w:ind w:left="1134" w:firstLine="0"/>
+        <w:jc w:val="both"/>
+        <w:rPr>
+          <w:szCs w:val="28"/>
+        </w:rPr>
+      </w:pPr>
+      <w:r>
+        <w:rPr>
+          <w:rFonts w:hint="eastAsia"/>
+          <w:color w:val="FF0000"/>
+          <w:spacing w:val="0"/>
+        </w:rPr>
+        <w:t>%</w:t>
+      </w:r>
+      <w:r>
+        <w:rPr>
+          <w:color w:val="FF0000"/>
+          <w:spacing w:val="0"/>
+        </w:rPr>
         <w:t>%廠商E</w:t>
       </w:r>
       <w:r>
@@ -13673,8 +13700,6 @@
         </w:rPr>
         <w:t>依營造業法規定辦理資本額增資之乙等綜合營造業，或甲等以上綜合營造業</w:t>
       </w:r>
-      <w:bookmarkStart w:id="5" w:name="_GoBack"/>
-      <w:bookmarkEnd w:id="5"/>
     </w:p>
     <w:p>
       <w:pPr>
@@ -14092,7 +14117,15 @@
           <w:rFonts w:hint="eastAsia"/>
           <w:spacing w:val="0"/>
         </w:rPr>
-        <w:t>公告之陸資資訊服務業者。(上開業務範疇及陸資資訊服務業清單公開於經濟部</w:t>
+        <w:t>公告之陸資資訊</w:t>
+      </w:r>
+      <w:r>
+        <w:rPr>
+          <w:rFonts w:hint="eastAsia"/>
+          <w:spacing w:val="0"/>
+        </w:rPr>
+        <w:lastRenderedPageBreak/>
+        <w:t>服務業者。(上開業務範疇及陸資資訊服務業清單公開於經濟部</w:t>
       </w:r>
       <w:r>
         <w:rPr>
@@ -14130,16 +14163,7 @@
             <w:spacing w:val="0"/>
             <w:u w:val="single"/>
           </w:rPr>
-          <w:t>）</w:t>
-        </w:r>
-        <w:r>
-          <w:rPr>
-            <w:rFonts w:hint="eastAsia"/>
-            <w:spacing w:val="0"/>
-            <w:u w:val="single"/>
-          </w:rPr>
-          <w:lastRenderedPageBreak/>
-          <w:t>/相關連結/</w:t>
+          <w:t>）/相關連結/</w:t>
         </w:r>
       </w:hyperlink>
       <w:r>
@@ -14594,7 +14618,14 @@
         <w:rPr>
           <w:spacing w:val="0"/>
         </w:rPr>
-        <w:t>採購法第48條第1項第2款「發現有足以影響採購公正之違法或不當行為者」或第50條第1項第7款「其他影響採購公正之違反法令行為」</w:t>
+        <w:t>採購法第48條第1項第2款「發現有足以影響採購公正之違法或不當</w:t>
+      </w:r>
+      <w:r>
+        <w:rPr>
+          <w:spacing w:val="0"/>
+        </w:rPr>
+        <w:lastRenderedPageBreak/>
+        <w:t>行為者」或第50條第1項第7款「其他影響採購公正之違反法令行為」</w:t>
       </w:r>
       <w:r>
         <w:rPr>
@@ -14635,7 +14666,6 @@
         <w:rPr>
           <w:spacing w:val="0"/>
         </w:rPr>
-        <w:lastRenderedPageBreak/>
         <w:t>一、押標金未附或不符合規定。</w:t>
       </w:r>
     </w:p>
@@ -15323,6 +15353,7 @@
         <w:rPr>
           <w:spacing w:val="0"/>
         </w:rPr>
+        <w:lastRenderedPageBreak/>
         <w:t xml:space="preserve">        </w:t>
       </w:r>
       <w:r>
@@ -15368,7 +15399,6 @@
         <w:rPr>
           <w:spacing w:val="0"/>
         </w:rPr>
-        <w:lastRenderedPageBreak/>
         <w:t xml:space="preserve">        </w:t>
       </w:r>
       <w:r>
@@ -16084,6 +16114,7 @@
         <w:rPr>
           <w:spacing w:val="0"/>
         </w:rPr>
+        <w:lastRenderedPageBreak/>
         <w:t xml:space="preserve">        </w:t>
       </w:r>
       <w:r>
@@ -16164,7 +16195,6 @@
         </w:rPr>
       </w:pPr>
       <w:r>
-        <w:lastRenderedPageBreak/>
         <w:sym w:font="Wingdings" w:char="F0A8"/>
       </w:r>
       <w:r>
@@ -17011,14 +17041,14 @@
         <w:rPr>
           <w:spacing w:val="0"/>
         </w:rPr>
-        <w:t>其他須知（請機關自行訂定。例如：採共同投標、統包、替代方案、國內廠商標價優惠、適用或準用最有利標評選作業或優先採購環保產品等方式辦理者，應注意依相關法規，將應於招標文件載明事項納入</w:t>
+        <w:t>其他須知（請機關自行訂定。例如：採共同投標、統包、替代方案、</w:t>
       </w:r>
       <w:r>
         <w:rPr>
           <w:spacing w:val="0"/>
         </w:rPr>
         <w:lastRenderedPageBreak/>
-        <w:t>。）：</w:t>
+        <w:t>國內廠商標價優惠、適用或準用最有利標評選作業或優先採購環保產品等方式辦理者，應注意依相關法規，將應於招標文件載明事項納入。）：</w:t>
       </w:r>
     </w:p>
     <w:p>
@@ -17834,7 +17864,7 @@
         <w:rFonts w:ascii="全真楷書"/>
         <w:noProof/>
       </w:rPr>
-      <w:t>18</w:t>
+      <w:t>24</w:t>
     </w:r>
     <w:r>
       <w:rPr>
@@ -20083,7 +20113,7 @@
 </file>
 
 <file path=customXml/itemProps1.xml><?xml version="1.0" encoding="utf-8"?>
-<ds:datastoreItem xmlns:ds="http://schemas.openxmlformats.org/officeDocument/2006/customXml" ds:itemID="{C4C69EAD-D484-49B0-B83A-C0E037854AEC}">
+<ds:datastoreItem xmlns:ds="http://schemas.openxmlformats.org/officeDocument/2006/customXml" ds:itemID="{A4922751-62F3-4832-8AA2-D1033FB9ECA5}">
   <ds:schemaRefs>
     <ds:schemaRef ds:uri="http://schemas.openxmlformats.org/officeDocument/2006/bibliography"/>
   </ds:schemaRefs>

--- a/frontend/src/廠商投標表單(開口)/[開口契約]投標須知-工程會114.3.28版.docx
+++ b/frontend/src/廠商投標表單(開口)/[開口契約]投標須知-工程會114.3.28版.docx
@@ -9136,7 +9136,94 @@
           <w:color w:val="FF0000"/>
           <w:spacing w:val="0"/>
         </w:rPr>
-        <w:t>(2.2)以現金繳納者，請匯入本處專戶臺灣土地銀行斗六分行027-056-00010-6帳號，並將收據影本裝入證件封內(以此方式繳納者，押標金無法於開標當日退還，需於開標後5日內退還)；本處不受理現金當場繳納。</w:t>
+        <w:t>(2.2)以現金繳納者，請匯入本處專戶臺灣土地銀行斗六分行</w:t>
+      </w:r>
+      <w:r>
+        <w:rPr>
+          <w:rFonts w:hint="eastAsia"/>
+          <w:b/>
+          <w:bCs/>
+          <w:color w:val="FF0000"/>
+          <w:spacing w:val="0"/>
+        </w:rPr>
+        <w:t>「</w:t>
+      </w:r>
+      <w:r>
+        <w:rPr>
+          <w:b/>
+          <w:bCs/>
+          <w:color w:val="FF0000"/>
+          <w:spacing w:val="0"/>
+        </w:rPr>
+        <w:t>027-056-00010-6</w:t>
+      </w:r>
+      <w:r>
+        <w:rPr>
+          <w:rFonts w:hint="eastAsia"/>
+          <w:b/>
+          <w:bCs/>
+          <w:color w:val="FF0000"/>
+          <w:spacing w:val="0"/>
+        </w:rPr>
+        <w:t>」帳號，</w:t>
+      </w:r>
+      <w:r>
+        <w:rPr>
+          <w:rFonts w:hint="eastAsia"/>
+          <w:b/>
+          <w:bCs/>
+          <w:color w:val="FF0000"/>
+          <w:spacing w:val="0"/>
+        </w:rPr>
+        <w:t>戶名：</w:t>
+      </w:r>
+      <w:r>
+        <w:rPr>
+          <w:rFonts w:hint="eastAsia"/>
+          <w:b/>
+          <w:bCs/>
+          <w:color w:val="FF0000"/>
+          <w:spacing w:val="0"/>
+        </w:rPr>
+        <w:t>『</w:t>
+      </w:r>
+      <w:r>
+        <w:rPr>
+          <w:rFonts w:hint="eastAsia"/>
+          <w:b/>
+          <w:bCs/>
+          <w:color w:val="FF0000"/>
+          <w:spacing w:val="0"/>
+        </w:rPr>
+        <w:t>雲林農田水利事業作業基金401專戶</w:t>
+      </w:r>
+      <w:r>
+        <w:rPr>
+          <w:rFonts w:hint="eastAsia"/>
+          <w:b/>
+          <w:bCs/>
+          <w:color w:val="FF0000"/>
+          <w:spacing w:val="0"/>
+        </w:rPr>
+        <w:t>』</w:t>
+      </w:r>
+      <w:r>
+        <w:rPr>
+          <w:rFonts w:hint="eastAsia"/>
+          <w:color w:val="FF0000"/>
+          <w:spacing w:val="0"/>
+        </w:rPr>
+        <w:t>，並將收據影本裝入證</w:t>
+      </w:r>
+      <w:bookmarkStart w:id="4" w:name="_GoBack"/>
+      <w:bookmarkEnd w:id="4"/>
+      <w:r>
+        <w:rPr>
+          <w:rFonts w:hint="eastAsia"/>
+          <w:color w:val="FF0000"/>
+          <w:spacing w:val="0"/>
+        </w:rPr>
+        <w:t>件封內(以此方式繳納者，押標金無法於開標當日退還，需於開標後5日內退還)；本處不受理現金當場繳納。</w:t>
       </w:r>
     </w:p>
     <w:p>
@@ -9404,14 +9491,14 @@
         <w:rPr>
           <w:spacing w:val="0"/>
         </w:rPr>
-        <w:t>廠商如以銀行之書面連帶保證或開發或保兌之不可撤銷擔保信用狀繳納履約保證金者，機關得視該銀行之債信、過去履行連帶保證之</w:t>
+        <w:t>廠商如以銀行之書面連帶保證或開發或保兌之不可撤銷擔保信用</w:t>
       </w:r>
       <w:r>
         <w:rPr>
           <w:spacing w:val="0"/>
         </w:rPr>
         <w:lastRenderedPageBreak/>
-        <w:t>紀錄等，經機關審核後始予接受。廠商以押標金轉換為履約保證金時，亦同。</w:t>
+        <w:t>狀繳納履約保證金者，機關得視該銀行之債信、過去履行連帶保證之紀錄等，經機關審核後始予接受。廠商以押標金轉換為履約保證金時，亦同。</w:t>
       </w:r>
     </w:p>
     <w:p>
@@ -9790,7 +9877,7 @@
         </w:rPr>
         <w:t>%)：</w:t>
       </w:r>
-      <w:bookmarkStart w:id="4" w:name="_Hlk153957504"/>
+      <w:bookmarkStart w:id="5" w:name="_Hlk153957504"/>
       <w:r>
         <w:rPr>
           <w:rFonts w:hint="eastAsia"/>
@@ -9863,7 +9950,7 @@
         </w:rPr>
         <w:t>減收原應繳額度之50%。</w:t>
       </w:r>
-      <w:bookmarkEnd w:id="4"/>
+      <w:bookmarkEnd w:id="5"/>
     </w:p>
     <w:p>
       <w:pPr>
@@ -10174,6 +10261,7 @@
         <w:rPr>
           <w:spacing w:val="0"/>
         </w:rPr>
+        <w:lastRenderedPageBreak/>
         <w:t xml:space="preserve">        </w:t>
       </w:r>
       <w:r>
@@ -10204,7 +10292,6 @@
           <w:color w:val="FF0000"/>
           <w:spacing w:val="0"/>
         </w:rPr>
-        <w:lastRenderedPageBreak/>
         <w:t xml:space="preserve">        </w:t>
       </w:r>
       <w:r>
@@ -11219,6 +11306,7 @@
         <w:rPr>
           <w:spacing w:val="0"/>
         </w:rPr>
+        <w:lastRenderedPageBreak/>
         <w:t>廠商有下列</w:t>
       </w:r>
       <w:r>
@@ -11240,15 +11328,7 @@
           <w:rFonts w:hint="eastAsia"/>
           <w:szCs w:val="28"/>
         </w:rPr>
-        <w:t>；其未依招</w:t>
-      </w:r>
-      <w:r>
-        <w:rPr>
-          <w:rFonts w:hint="eastAsia"/>
-          <w:szCs w:val="28"/>
-        </w:rPr>
-        <w:lastRenderedPageBreak/>
-        <w:t>標文件規定繳納或已發還者</w:t>
+        <w:t>；其未依招標文件規定繳納或已發還者</w:t>
       </w:r>
       <w:r>
         <w:rPr>
@@ -12088,6 +12168,7 @@
         <w:rPr>
           <w:spacing w:val="0"/>
         </w:rPr>
+        <w:lastRenderedPageBreak/>
         <w:t xml:space="preserve">            </w:t>
       </w:r>
       <w:r>
@@ -12132,7 +12213,6 @@
         <w:rPr>
           <w:spacing w:val="0"/>
         </w:rPr>
-        <w:lastRenderedPageBreak/>
         <w:t xml:space="preserve">            </w:t>
       </w:r>
       <w:r>
@@ -12795,11 +12875,11 @@
         <w:sym w:font="Wingdings" w:char="F0A8"/>
       </w:r>
       <w:r>
-        <w:t>(3)屬勞動派遣（指派遣事業單位指派所僱用之勞工至機關提供勞務，接受各該機關指揮監督管理之行為）：派遣勞工（指受派遣事業單位僱用，並向各機關提供勞務者）之薪資（內含勞工依法自行負擔之勞保、健保、就業保險費用）與廠商應負擔之勞保、健保、就業保險費用、積欠工資墊償基金提繳費及勞工退休金等費用，採固定金額支付，不列入報價範圍。廠商僅需就管理費用（含利潤、相關稅捐及管理所需一切費用等）報價。決標後，廠商報價與前述固定金額合計為契約總價，詳如附件報價明細表【註：報價明細表範例如附件，機關於招標時依案件性質參酌調整後附於投標須知。派遣勞工之</w:t>
+        <w:t>(3)屬勞動派遣（指派遣事業單位指派所僱用之勞工至機關提供勞務，接受各該機關指揮監督管理之行為）：派遣勞工（指受派遣事業單位僱用，並向各機關提供勞務者）之薪資（內含勞工依法自行負擔之勞保、健保、就業保險費用）與廠商應負擔之勞保、健保、就業保險費用、積欠工資墊償基金提繳費及勞工退休金等費用，採固定金額支付，不列入報價範圍。廠商僅需就管理費用（含利潤、相關稅捐及管理所需一切費用等）報價。決標後，廠商報價與前述固定金額合計為契約總價，詳如附件報價明細表【註：報價明細表範例如附件，機關於招</w:t>
       </w:r>
       <w:r>
         <w:lastRenderedPageBreak/>
-        <w:t>加班費及差旅費，不含於契約價金，如發生此等費用，其計算方式依勞動法令規定另行支付】。</w:t>
+        <w:t>標時依案件性質參酌調整後附於投標須知。派遣勞工之加班費及差旅費，不含於契約價金，如發生此等費用，其計算方式依勞動法令規定另行支付】。</w:t>
       </w:r>
     </w:p>
     <w:p>
@@ -13419,8 +13499,6 @@
         </w:rPr>
         <w:t>之土木包工業，或丙等以上綜合營造業</w:t>
       </w:r>
-      <w:bookmarkStart w:id="5" w:name="_GoBack"/>
-      <w:bookmarkEnd w:id="5"/>
     </w:p>
     <w:p>
       <w:pPr>
@@ -13503,6 +13581,7 @@
           <w:color w:val="FF0000"/>
           <w:spacing w:val="0"/>
         </w:rPr>
+        <w:lastRenderedPageBreak/>
         <w:t>%</w:t>
       </w:r>
       <w:r>
@@ -13556,7 +13635,6 @@
           <w:color w:val="FF0000"/>
           <w:spacing w:val="0"/>
         </w:rPr>
-        <w:lastRenderedPageBreak/>
         <w:t>%</w:t>
       </w:r>
       <w:r>
@@ -14103,7 +14181,15 @@
           <w:rFonts w:hint="eastAsia"/>
           <w:spacing w:val="0"/>
         </w:rPr>
-        <w:t>公告「具敏感性或國安(含資安)疑慮之業務範疇」之資訊服務採購，廠商不得為大陸地區廠商、第三地區含陸資成分廠商及經濟部</w:t>
+        <w:t>公告「具敏感性或國安(含資安)疑慮之業務範疇」之資訊服務採購，廠商不得為大陸地區廠商、第</w:t>
+      </w:r>
+      <w:r>
+        <w:rPr>
+          <w:rFonts w:hint="eastAsia"/>
+          <w:spacing w:val="0"/>
+        </w:rPr>
+        <w:lastRenderedPageBreak/>
+        <w:t>三地區含陸資成分廠商及經濟部</w:t>
       </w:r>
       <w:r>
         <w:rPr>
@@ -14117,15 +14203,7 @@
           <w:rFonts w:hint="eastAsia"/>
           <w:spacing w:val="0"/>
         </w:rPr>
-        <w:t>公告之陸資資訊</w:t>
-      </w:r>
-      <w:r>
-        <w:rPr>
-          <w:rFonts w:hint="eastAsia"/>
-          <w:spacing w:val="0"/>
-        </w:rPr>
-        <w:lastRenderedPageBreak/>
-        <w:t>服務業者。(上開業務範疇及陸資資訊服務業清單公開於經濟部</w:t>
+        <w:t>公告之陸資資訊服務業者。(上開業務範疇及陸資資訊服務業清單公開於經濟部</w:t>
       </w:r>
       <w:r>
         <w:rPr>
@@ -14618,14 +14696,14 @@
         <w:rPr>
           <w:spacing w:val="0"/>
         </w:rPr>
-        <w:t>採購法第48條第1項第2款「發現有足以影響採購公正之違法或不當</w:t>
+        <w:t>採購</w:t>
       </w:r>
       <w:r>
         <w:rPr>
           <w:spacing w:val="0"/>
         </w:rPr>
         <w:lastRenderedPageBreak/>
-        <w:t>行為者」或第50條第1項第7款「其他影響採購公正之違反法令行為」</w:t>
+        <w:t>法第48條第1項第2款「發現有足以影響採購公正之違法或不當行為者」或第50條第1項第7款「其他影響採購公正之違反法令行為」</w:t>
       </w:r>
       <w:r>
         <w:rPr>
@@ -15314,6 +15392,7 @@
         <w:rPr>
           <w:spacing w:val="0"/>
         </w:rPr>
+        <w:lastRenderedPageBreak/>
         <w:t xml:space="preserve">        </w:t>
       </w:r>
       <w:r>
@@ -15353,7 +15432,6 @@
         <w:rPr>
           <w:spacing w:val="0"/>
         </w:rPr>
-        <w:lastRenderedPageBreak/>
         <w:t xml:space="preserve">        </w:t>
       </w:r>
       <w:r>
@@ -16083,6 +16161,7 @@
         <w:rPr>
           <w:spacing w:val="0"/>
         </w:rPr>
+        <w:lastRenderedPageBreak/>
         <w:t xml:space="preserve">        </w:t>
       </w:r>
       <w:r>
@@ -16114,7 +16193,6 @@
         <w:rPr>
           <w:spacing w:val="0"/>
         </w:rPr>
-        <w:lastRenderedPageBreak/>
         <w:t xml:space="preserve">        </w:t>
       </w:r>
       <w:r>
@@ -17041,14 +17119,8 @@
         <w:rPr>
           <w:spacing w:val="0"/>
         </w:rPr>
-        <w:t>其他須知（請機關自行訂定。例如：採共同投標、統包、替代方案、</w:t>
-      </w:r>
-      <w:r>
-        <w:rPr>
-          <w:spacing w:val="0"/>
-        </w:rPr>
         <w:lastRenderedPageBreak/>
-        <w:t>國內廠商標價優惠、適用或準用最有利標評選作業或優先採購環保產品等方式辦理者，應注意依相關法規，將應於招標文件載明事項納入。）：</w:t>
+        <w:t>其他須知（請機關自行訂定。例如：採共同投標、統包、替代方案、國內廠商標價優惠、適用或準用最有利標評選作業或優先採購環保產品等方式辦理者，應注意依相關法規，將應於招標文件載明事項納入。）：</w:t>
       </w:r>
     </w:p>
     <w:p>
@@ -17864,7 +17936,7 @@
         <w:rFonts w:ascii="全真楷書"/>
         <w:noProof/>
       </w:rPr>
-      <w:t>24</w:t>
+      <w:t>12</w:t>
     </w:r>
     <w:r>
       <w:rPr>
@@ -20113,7 +20185,7 @@
 </file>
 
 <file path=customXml/itemProps1.xml><?xml version="1.0" encoding="utf-8"?>
-<ds:datastoreItem xmlns:ds="http://schemas.openxmlformats.org/officeDocument/2006/customXml" ds:itemID="{A4922751-62F3-4832-8AA2-D1033FB9ECA5}">
+<ds:datastoreItem xmlns:ds="http://schemas.openxmlformats.org/officeDocument/2006/customXml" ds:itemID="{B560D157-B3B5-44DB-9960-92356A509CE1}">
   <ds:schemaRefs>
     <ds:schemaRef ds:uri="http://schemas.openxmlformats.org/officeDocument/2006/bibliography"/>
   </ds:schemaRefs>

--- a/frontend/src/廠商投標表單(開口)/[開口契約]投標須知-工程會114.3.28版.docx
+++ b/frontend/src/廠商投標表單(開口)/[開口契約]投標須知-工程會114.3.28版.docx
@@ -9213,17 +9213,7 @@
           <w:color w:val="FF0000"/>
           <w:spacing w:val="0"/>
         </w:rPr>
-        <w:t>，並將收據影本裝入證</w:t>
-      </w:r>
-      <w:bookmarkStart w:id="4" w:name="_GoBack"/>
-      <w:bookmarkEnd w:id="4"/>
-      <w:r>
-        <w:rPr>
-          <w:rFonts w:hint="eastAsia"/>
-          <w:color w:val="FF0000"/>
-          <w:spacing w:val="0"/>
-        </w:rPr>
-        <w:t>件封內(以此方式繳納者，押標金無法於開標當日退還，需於開標後5日內退還)；本處不受理現金當場繳納。</w:t>
+        <w:t>，並將收據影本裝入證件封內(以此方式繳納者，押標金無法於開標當日退還，需於開標後5日內退還)；本處不受理現金當場繳納。</w:t>
       </w:r>
     </w:p>
     <w:p>
@@ -9877,7 +9867,7 @@
         </w:rPr>
         <w:t>%)：</w:t>
       </w:r>
-      <w:bookmarkStart w:id="5" w:name="_Hlk153957504"/>
+      <w:bookmarkStart w:id="4" w:name="_Hlk153957504"/>
       <w:r>
         <w:rPr>
           <w:rFonts w:hint="eastAsia"/>
@@ -9950,7 +9940,7 @@
         </w:rPr>
         <w:t>減收原應繳額度之50%。</w:t>
       </w:r>
-      <w:bookmarkEnd w:id="5"/>
+      <w:bookmarkEnd w:id="4"/>
     </w:p>
     <w:p>
       <w:pPr>
@@ -13499,6 +13489,12 @@
         </w:rPr>
         <w:t>之土木包工業，或丙等以上綜合營造業</w:t>
       </w:r>
+      <w:r>
+        <w:rPr>
+          <w:szCs w:val="28"/>
+        </w:rPr>
+        <w:t>。</w:t>
+      </w:r>
     </w:p>
     <w:p>
       <w:pPr>
@@ -13564,6 +13560,13 @@
           <w:szCs w:val="28"/>
         </w:rPr>
         <w:t>並依營造業法規定辦理資本額增資之土木包工業，或丙等以上綜合營造業</w:t>
+      </w:r>
+      <w:r>
+        <w:rPr>
+          <w:rFonts w:hint="eastAsia"/>
+          <w:szCs w:val="28"/>
+        </w:rPr>
+        <w:t>。</w:t>
       </w:r>
     </w:p>
     <w:p>
@@ -13619,6 +13622,13 @@
         </w:rPr>
         <w:t>丙等以上綜合營造業</w:t>
       </w:r>
+      <w:r>
+        <w:rPr>
+          <w:rFonts w:hint="eastAsia"/>
+          <w:szCs w:val="28"/>
+        </w:rPr>
+        <w:t>。</w:t>
+      </w:r>
     </w:p>
     <w:p>
       <w:pPr>
@@ -13672,6 +13682,13 @@
         </w:rPr>
         <w:t>依營造業法規定辦理資本額增資之丙等綜合營造業，或乙等以上綜合營造業</w:t>
       </w:r>
+      <w:r>
+        <w:rPr>
+          <w:rFonts w:hint="eastAsia"/>
+          <w:szCs w:val="28"/>
+        </w:rPr>
+        <w:t>。</w:t>
+      </w:r>
     </w:p>
     <w:p>
       <w:pPr>
@@ -13725,6 +13742,13 @@
         </w:rPr>
         <w:t>乙等以上綜合營造業</w:t>
       </w:r>
+      <w:r>
+        <w:rPr>
+          <w:rFonts w:hint="eastAsia"/>
+          <w:szCs w:val="28"/>
+        </w:rPr>
+        <w:t>。</w:t>
+      </w:r>
     </w:p>
     <w:p>
       <w:pPr>
@@ -13778,6 +13802,13 @@
         </w:rPr>
         <w:t>依營造業法規定辦理資本額增資之乙等綜合營造業，或甲等以上綜合營造業</w:t>
       </w:r>
+      <w:r>
+        <w:rPr>
+          <w:rFonts w:hint="eastAsia"/>
+          <w:szCs w:val="28"/>
+        </w:rPr>
+        <w:t>。</w:t>
+      </w:r>
     </w:p>
     <w:p>
       <w:pPr>
@@ -13830,6 +13861,13 @@
           <w:szCs w:val="28"/>
         </w:rPr>
         <w:t>甲等綜合營造業</w:t>
+      </w:r>
+      <w:r>
+        <w:rPr>
+          <w:rFonts w:hint="eastAsia"/>
+          <w:szCs w:val="28"/>
+        </w:rPr>
+        <w:t>。</w:t>
       </w:r>
     </w:p>
     <w:p>
@@ -15173,7 +15211,7 @@
           <w:spacing w:val="0"/>
         </w:rPr>
       </w:pPr>
-      <w:bookmarkStart w:id="6" w:name="_Hlk93997091"/>
+      <w:bookmarkStart w:id="5" w:name="_Hlk93997091"/>
       <w:r>
         <w:rPr>
           <w:rFonts w:hint="eastAsia"/>
@@ -15182,7 +15220,7 @@
         </w:rPr>
         <w:t>■</w:t>
       </w:r>
-      <w:bookmarkEnd w:id="6"/>
+      <w:bookmarkEnd w:id="5"/>
       <w:r>
         <w:rPr>
           <w:rFonts w:hint="eastAsia"/>
@@ -15952,7 +15990,12 @@
         <w:jc w:val="both"/>
       </w:pPr>
       <w:r>
-        <w:sym w:font="Wingdings" w:char="F0A8"/>
+        <w:rPr>
+          <w:rFonts w:hint="eastAsia"/>
+          <w:color w:val="FF0000"/>
+          <w:szCs w:val="28"/>
+        </w:rPr>
+        <w:t>■</w:t>
       </w:r>
       <w:r>
         <w:rPr>
@@ -17059,7 +17102,17 @@
           <w:color w:val="FF0000"/>
           <w:kern w:val="2"/>
         </w:rPr>
-        <w:t>樓工務組發包股」。</w:t>
+        <w:t>樓工務組發包股」</w:t>
+      </w:r>
+      <w:bookmarkStart w:id="6" w:name="_GoBack"/>
+      <w:bookmarkEnd w:id="6"/>
+      <w:r>
+        <w:rPr>
+          <w:rFonts w:hint="eastAsia"/>
+          <w:color w:val="FF0000"/>
+          <w:kern w:val="2"/>
+        </w:rPr>
+        <w:t>。</w:t>
       </w:r>
     </w:p>
     <w:p>
@@ -17077,10 +17130,7 @@
         </w:rPr>
       </w:pPr>
       <w:r>
-        <w:rPr>
-          <w:spacing w:val="0"/>
-        </w:rPr>
-        <w:t>電子領標廠商之投標封附上該標案之領標電子憑據書面明細，或於開標後依機關通知再行提出。</w:t>
+        <w:t>本須知未載明之事項，依政府採購相關法令。</w:t>
       </w:r>
     </w:p>
     <w:p>
@@ -17098,29 +17148,17 @@
         </w:rPr>
       </w:pPr>
       <w:r>
-        <w:t>本須知未載明之事項，依政府採購相關法令。</w:t>
-      </w:r>
-    </w:p>
-    <w:p>
-      <w:pPr>
-        <w:pStyle w:val="7"/>
-        <w:numPr>
-          <w:ilvl w:val="0"/>
-          <w:numId w:val="1"/>
-        </w:numPr>
-        <w:ind w:left="1134" w:hanging="1134"/>
-        <w:jc w:val="both"/>
-        <w:textDirection w:val="lrTbV"/>
-        <w:rPr>
-          <w:spacing w:val="0"/>
-        </w:rPr>
-      </w:pPr>
+        <w:rPr>
+          <w:spacing w:val="0"/>
+        </w:rPr>
+        <w:t>其他須知（請機關自行訂定。例如：採共同投標、統包、替代方案、國內廠商標價優惠、適用或準用最有利標評選作業或優先採購環保產</w:t>
+      </w:r>
       <w:r>
         <w:rPr>
           <w:spacing w:val="0"/>
         </w:rPr>
         <w:lastRenderedPageBreak/>
-        <w:t>其他須知（請機關自行訂定。例如：採共同投標、統包、替代方案、國內廠商標價優惠、適用或準用最有利標評選作業或優先採購環保產品等方式辦理者，應注意依相關法規，將應於招標文件載明事項納入。）：</w:t>
+        <w:t>品等方式辦理者，應注意依相關法規，將應於招標文件載明事項納入。）：</w:t>
       </w:r>
     </w:p>
     <w:p>
@@ -17936,7 +17974,7 @@
         <w:rFonts w:ascii="全真楷書"/>
         <w:noProof/>
       </w:rPr>
-      <w:t>12</w:t>
+      <w:t>22</w:t>
     </w:r>
     <w:r>
       <w:rPr>
@@ -20185,7 +20223,7 @@
 </file>
 
 <file path=customXml/itemProps1.xml><?xml version="1.0" encoding="utf-8"?>
-<ds:datastoreItem xmlns:ds="http://schemas.openxmlformats.org/officeDocument/2006/customXml" ds:itemID="{B560D157-B3B5-44DB-9960-92356A509CE1}">
+<ds:datastoreItem xmlns:ds="http://schemas.openxmlformats.org/officeDocument/2006/customXml" ds:itemID="{830058C3-E43B-43EF-8A89-2A9F50A31694}">
   <ds:schemaRefs>
     <ds:schemaRef ds:uri="http://schemas.openxmlformats.org/officeDocument/2006/bibliography"/>
   </ds:schemaRefs>

--- a/frontend/src/廠商投標表單(開口)/[開口契約]投標須知-工程會114.3.28版.docx
+++ b/frontend/src/廠商投標表單(開口)/[開口契約]投標須知-工程會114.3.28版.docx
@@ -10347,21 +10347,7 @@
         <w:rPr>
           <w:spacing w:val="0"/>
         </w:rPr>
-        <w:t>保固保證金金額(</w:t>
-      </w:r>
-      <w:proofErr w:type="gramStart"/>
-      <w:r>
-        <w:rPr>
-          <w:spacing w:val="0"/>
-        </w:rPr>
-        <w:t>無者免填</w:t>
-      </w:r>
-      <w:proofErr w:type="gramEnd"/>
-      <w:r>
-        <w:rPr>
-          <w:spacing w:val="0"/>
-        </w:rPr>
-        <w:t>)：</w:t>
+        <w:t>保固保證金金額(無者免填)：</w:t>
       </w:r>
       <w:r>
         <w:rPr>
@@ -10409,21 +10395,7 @@
         <w:rPr>
           <w:spacing w:val="0"/>
         </w:rPr>
-        <w:t>保固保證金繳納期限(無保固保證金</w:t>
-      </w:r>
-      <w:proofErr w:type="gramStart"/>
-      <w:r>
-        <w:rPr>
-          <w:spacing w:val="0"/>
-        </w:rPr>
-        <w:t>者免填</w:t>
-      </w:r>
-      <w:proofErr w:type="gramEnd"/>
-      <w:r>
-        <w:rPr>
-          <w:spacing w:val="0"/>
-        </w:rPr>
-        <w:t>)：</w:t>
+        <w:t>保固保證金繳納期限(無保固保證金者免填)：</w:t>
       </w:r>
       <w:r>
         <w:rPr>
@@ -10727,21 +10699,7 @@
         <w:rPr>
           <w:szCs w:val="28"/>
         </w:rPr>
-        <w:t>民間參與公共建設金</w:t>
-      </w:r>
-      <w:proofErr w:type="gramStart"/>
-      <w:r>
-        <w:rPr>
-          <w:szCs w:val="28"/>
-        </w:rPr>
-        <w:t>擘</w:t>
-      </w:r>
-      <w:proofErr w:type="gramEnd"/>
-      <w:r>
-        <w:rPr>
-          <w:szCs w:val="28"/>
-        </w:rPr>
-        <w:t>獎</w:t>
+        <w:t>民間參與公共建設金擘獎</w:t>
       </w:r>
       <w:r>
         <w:rPr>
@@ -10767,16 +10725,8 @@
         <w:rPr>
           <w:szCs w:val="28"/>
         </w:rPr>
-        <w:t>交通部</w:t>
-      </w:r>
-      <w:proofErr w:type="gramStart"/>
-      <w:r>
-        <w:rPr>
-          <w:szCs w:val="28"/>
-        </w:rPr>
-        <w:t>金路獎</w:t>
-      </w:r>
-      <w:proofErr w:type="gramEnd"/>
+        <w:t>交通部金路獎</w:t>
+      </w:r>
       <w:r>
         <w:rPr>
           <w:rFonts w:hint="eastAsia"/>
@@ -10829,23 +10779,7 @@
           <w:rFonts w:hint="eastAsia"/>
           <w:spacing w:val="0"/>
         </w:rPr>
-        <w:t>由招標機關敘明獎項名稱及減收額度，其減收總額度</w:t>
-      </w:r>
-      <w:proofErr w:type="gramStart"/>
-      <w:r>
-        <w:rPr>
-          <w:rFonts w:hint="eastAsia"/>
-          <w:spacing w:val="0"/>
-        </w:rPr>
-        <w:t>不</w:t>
-      </w:r>
-      <w:proofErr w:type="gramEnd"/>
-      <w:r>
-        <w:rPr>
-          <w:rFonts w:hint="eastAsia"/>
-          <w:spacing w:val="0"/>
-        </w:rPr>
-        <w:t>逾原定應繳總額之</w:t>
+        <w:t>由招標機關敘明獎項名稱及減收額度，其減收總額度不逾原定應繳總額之</w:t>
       </w:r>
       <w:r>
         <w:rPr>
@@ -11051,23 +10985,7 @@
           <w:rFonts w:hint="eastAsia"/>
           <w:spacing w:val="0"/>
         </w:rPr>
-        <w:t>、植栽工程養護期保證金（僅適用於植栽工程驗收合格後給付全部植栽價金之情形）額度為全部</w:t>
-      </w:r>
-      <w:proofErr w:type="gramStart"/>
-      <w:r>
-        <w:rPr>
-          <w:rFonts w:hint="eastAsia"/>
-          <w:spacing w:val="0"/>
-        </w:rPr>
-        <w:t>植栽價金</w:t>
-      </w:r>
-      <w:proofErr w:type="gramEnd"/>
-      <w:r>
-        <w:rPr>
-          <w:rFonts w:hint="eastAsia"/>
-          <w:spacing w:val="0"/>
-        </w:rPr>
-        <w:t>之</w:t>
+        <w:t>、植栽工程養護期保證金（僅適用於植栽工程驗收合格後給付全部植栽價金之情形）額度為全部植栽價金之</w:t>
       </w:r>
       <w:r>
         <w:rPr>
@@ -11083,39 +11001,7 @@
           <w:rFonts w:hint="eastAsia"/>
           <w:spacing w:val="0"/>
         </w:rPr>
-        <w:t>%</w:t>
-      </w:r>
-      <w:proofErr w:type="gramStart"/>
-      <w:r>
-        <w:rPr>
-          <w:rFonts w:hint="eastAsia"/>
-          <w:spacing w:val="0"/>
-        </w:rPr>
-        <w:t>（</w:t>
-      </w:r>
-      <w:proofErr w:type="gramEnd"/>
-      <w:r>
-        <w:rPr>
-          <w:rFonts w:hint="eastAsia"/>
-          <w:spacing w:val="0"/>
-        </w:rPr>
-        <w:t>由機關於招標時自行填列；未填列者，為25%</w:t>
-      </w:r>
-      <w:proofErr w:type="gramStart"/>
-      <w:r>
-        <w:rPr>
-          <w:rFonts w:hint="eastAsia"/>
-          <w:spacing w:val="0"/>
-        </w:rPr>
-        <w:t>）</w:t>
-      </w:r>
-      <w:proofErr w:type="gramEnd"/>
-      <w:r>
-        <w:rPr>
-          <w:rFonts w:hint="eastAsia"/>
-          <w:spacing w:val="0"/>
-        </w:rPr>
-        <w:t>，於</w:t>
+        <w:t>%（由機關於招標時自行填列；未填列者，為25%），於</w:t>
       </w:r>
       <w:r>
         <w:rPr>
@@ -12943,21 +12829,7 @@
         <w:rPr>
           <w:spacing w:val="0"/>
         </w:rPr>
-        <w:t>本採購保留未來向得標廠商增購之權利，擬增購之項目及內容(請載明擴充之金額、數量或期間上限，並應將預估選購或擴充項目所需金額計入採購金額。未保留增購權利</w:t>
-      </w:r>
-      <w:proofErr w:type="gramStart"/>
-      <w:r>
-        <w:rPr>
-          <w:spacing w:val="0"/>
-        </w:rPr>
-        <w:t>者免填</w:t>
-      </w:r>
-      <w:proofErr w:type="gramEnd"/>
-      <w:r>
-        <w:rPr>
-          <w:spacing w:val="0"/>
-        </w:rPr>
-        <w:t>)：</w:t>
+        <w:t>本採購保留未來向得標廠商增購之權利，擬增購之項目及內容(請載明擴充之金額、數量或期間上限，並應將預估選購或擴充項目所需金額計入採購金額。未保留增購權利者免填)：</w:t>
       </w:r>
     </w:p>
     <w:p>
@@ -12980,43 +12852,7 @@
           <w:color w:val="FF0000"/>
           <w:spacing w:val="0"/>
         </w:rPr>
-        <w:t>後續擴充金額為本契約價金50%，依原契約</w:t>
-      </w:r>
-      <w:proofErr w:type="gramStart"/>
-      <w:r>
-        <w:rPr>
-          <w:rFonts w:hint="eastAsia"/>
-          <w:color w:val="FF0000"/>
-          <w:spacing w:val="0"/>
-        </w:rPr>
-        <w:t>條件及價金</w:t>
-      </w:r>
-      <w:proofErr w:type="gramEnd"/>
-      <w:r>
-        <w:rPr>
-          <w:rFonts w:hint="eastAsia"/>
-          <w:color w:val="FF0000"/>
-          <w:spacing w:val="0"/>
-        </w:rPr>
-        <w:t>續約核算付款，擴充期間至%%年度%%年11月30日止，以先屆滿者為</w:t>
-      </w:r>
-      <w:proofErr w:type="gramStart"/>
-      <w:r>
-        <w:rPr>
-          <w:rFonts w:hint="eastAsia"/>
-          <w:color w:val="FF0000"/>
-          <w:spacing w:val="0"/>
-        </w:rPr>
-        <w:t>準</w:t>
-      </w:r>
-      <w:proofErr w:type="gramEnd"/>
-      <w:r>
-        <w:rPr>
-          <w:rFonts w:hint="eastAsia"/>
-          <w:color w:val="FF0000"/>
-          <w:spacing w:val="0"/>
-        </w:rPr>
-        <w:t>，得以換文方式辦理。</w:t>
+        <w:t>後續擴充金額為本契約價金50%，依原契約條件及價金續約核算付款，擴充期間至%%年度%%年11月30日止，以先屆滿者為準，得以換文方式辦理。</w:t>
       </w:r>
     </w:p>
     <w:p>
@@ -13463,19 +13299,11 @@
         </w:rPr>
         <w:t>1)設立於雲林縣或</w:t>
       </w:r>
-      <w:proofErr w:type="gramStart"/>
-      <w:r>
-        <w:rPr>
-          <w:szCs w:val="28"/>
-        </w:rPr>
-        <w:t>或</w:t>
-      </w:r>
-      <w:proofErr w:type="gramEnd"/>
-      <w:r>
-        <w:rPr>
-          <w:szCs w:val="28"/>
-        </w:rPr>
-        <w:t>毗鄰縣市</w:t>
+      <w:r>
+        <w:rPr>
+          <w:szCs w:val="28"/>
+        </w:rPr>
+        <w:t>或毗鄰縣市</w:t>
       </w:r>
       <w:r>
         <w:rPr>
@@ -16845,6 +16673,7 @@
         <w:jc w:val="both"/>
         <w:textDirection w:val="lrTbV"/>
         <w:rPr>
+          <w:color w:val="FF0000"/>
           <w:spacing w:val="0"/>
         </w:rPr>
       </w:pPr>
@@ -16856,6 +16685,27 @@
         </w:rPr>
         <w:t>■標單。</w:t>
       </w:r>
+    </w:p>
+    <w:p>
+      <w:pPr>
+        <w:pStyle w:val="7"/>
+        <w:ind w:leftChars="708" w:left="2081" w:hangingChars="32" w:hanging="99"/>
+        <w:jc w:val="both"/>
+        <w:textDirection w:val="lrTbV"/>
+        <w:rPr>
+          <w:rFonts w:hint="eastAsia"/>
+          <w:spacing w:val="0"/>
+        </w:rPr>
+      </w:pPr>
+      <w:r>
+        <w:rPr>
+          <w:rFonts w:ascii="Times New Roman" w:hAnsi="Times New Roman" w:hint="eastAsia"/>
+          <w:color w:val="FF0000"/>
+        </w:rPr>
+        <w:t>■採購契約範本附記條款特別聲明。</w:t>
+      </w:r>
+      <w:bookmarkStart w:id="6" w:name="_GoBack"/>
+      <w:bookmarkEnd w:id="6"/>
     </w:p>
     <w:p>
       <w:pPr>
@@ -17102,17 +16952,7 @@
           <w:color w:val="FF0000"/>
           <w:kern w:val="2"/>
         </w:rPr>
-        <w:t>樓工務組發包股」</w:t>
-      </w:r>
-      <w:bookmarkStart w:id="6" w:name="_GoBack"/>
-      <w:bookmarkEnd w:id="6"/>
-      <w:r>
-        <w:rPr>
-          <w:rFonts w:hint="eastAsia"/>
-          <w:color w:val="FF0000"/>
-          <w:kern w:val="2"/>
-        </w:rPr>
-        <w:t>。</w:t>
+        <w:t>樓工務組發包股」。</w:t>
       </w:r>
     </w:p>
     <w:p>
@@ -17151,14 +16991,14 @@
         <w:rPr>
           <w:spacing w:val="0"/>
         </w:rPr>
-        <w:t>其他須知（請機關自行訂定。例如：採共同投標、統包、替代方案、國內廠商標價優惠、適用或準用最有利標評選作業或優先採購環保產</w:t>
+        <w:t>其他須知（請機關自行訂定。例如：採共同投標、統包、替代方案、</w:t>
       </w:r>
       <w:r>
         <w:rPr>
           <w:spacing w:val="0"/>
         </w:rPr>
         <w:lastRenderedPageBreak/>
-        <w:t>品等方式辦理者，應注意依相關法規，將應於招標文件載明事項納入。）：</w:t>
+        <w:t>國內廠商標價優惠、適用或準用最有利標評選作業或優先採購環保產品等方式辦理者，應注意依相關法規，將應於招標文件載明事項納入。）：</w:t>
       </w:r>
     </w:p>
     <w:p>
@@ -17974,7 +17814,7 @@
         <w:rFonts w:ascii="全真楷書"/>
         <w:noProof/>
       </w:rPr>
-      <w:t>22</w:t>
+      <w:t>21</w:t>
     </w:r>
     <w:r>
       <w:rPr>
@@ -20223,7 +20063,7 @@
 </file>
 
 <file path=customXml/itemProps1.xml><?xml version="1.0" encoding="utf-8"?>
-<ds:datastoreItem xmlns:ds="http://schemas.openxmlformats.org/officeDocument/2006/customXml" ds:itemID="{830058C3-E43B-43EF-8A89-2A9F50A31694}">
+<ds:datastoreItem xmlns:ds="http://schemas.openxmlformats.org/officeDocument/2006/customXml" ds:itemID="{C6A5CD18-2E86-412C-B8D3-70A6CA1BCAD9}">
   <ds:schemaRefs>
     <ds:schemaRef ds:uri="http://schemas.openxmlformats.org/officeDocument/2006/bibliography"/>
   </ds:schemaRefs>
